--- a/klagomål/A 24496-2025 FSC-klagomål.docx
+++ b/klagomål/A 24496-2025 FSC-klagomål.docx
@@ -929,7 +929,7 @@
     <w:r>
       <w:tab/>
       <w:tab/>
-      <w:t>2025-12-19</w:t>
+      <w:t>2025-12-20</w:t>
       <w:br/>
       <w:br/>
     </w:r>

--- a/klagomål/A 24496-2025 FSC-klagomål.docx
+++ b/klagomål/A 24496-2025 FSC-klagomål.docx
@@ -929,7 +929,7 @@
     <w:r>
       <w:tab/>
       <w:tab/>
-      <w:t>2025-12-20</w:t>
+      <w:t>2025-12-21</w:t>
       <w:br/>
       <w:br/>
     </w:r>

--- a/klagomål/A 24496-2025 FSC-klagomål.docx
+++ b/klagomål/A 24496-2025 FSC-klagomål.docx
@@ -929,7 +929,7 @@
     <w:r>
       <w:tab/>
       <w:tab/>
-      <w:t>2025-12-21</w:t>
+      <w:t>2025-12-22</w:t>
       <w:br/>
       <w:br/>
     </w:r>

--- a/klagomål/A 24496-2025 FSC-klagomål.docx
+++ b/klagomål/A 24496-2025 FSC-klagomål.docx
@@ -929,7 +929,7 @@
     <w:r>
       <w:tab/>
       <w:tab/>
-      <w:t>2025-12-22</w:t>
+      <w:t>2025-12-26</w:t>
       <w:br/>
       <w:br/>
     </w:r>

--- a/klagomål/A 24496-2025 FSC-klagomål.docx
+++ b/klagomål/A 24496-2025 FSC-klagomål.docx
@@ -929,7 +929,7 @@
     <w:r>
       <w:tab/>
       <w:tab/>
-      <w:t>2025-12-26</w:t>
+      <w:t>2025-12-28</w:t>
       <w:br/>
       <w:br/>
     </w:r>

--- a/klagomål/A 24496-2025 FSC-klagomål.docx
+++ b/klagomål/A 24496-2025 FSC-klagomål.docx
@@ -929,7 +929,7 @@
     <w:r>
       <w:tab/>
       <w:tab/>
-      <w:t>2025-12-28</w:t>
+      <w:t>2025-12-29</w:t>
       <w:br/>
       <w:br/>
     </w:r>

--- a/klagomål/A 24496-2025 FSC-klagomål.docx
+++ b/klagomål/A 24496-2025 FSC-klagomål.docx
@@ -929,7 +929,7 @@
     <w:r>
       <w:tab/>
       <w:tab/>
-      <w:t>2025-12-29</w:t>
+      <w:t>2025-12-30</w:t>
       <w:br/>
       <w:br/>
     </w:r>

--- a/klagomål/A 24496-2025 FSC-klagomål.docx
+++ b/klagomål/A 24496-2025 FSC-klagomål.docx
@@ -929,7 +929,7 @@
     <w:r>
       <w:tab/>
       <w:tab/>
-      <w:t>2025-12-30</w:t>
+      <w:t>2025-12-31</w:t>
       <w:br/>
       <w:br/>
     </w:r>

--- a/klagomål/A 24496-2025 FSC-klagomål.docx
+++ b/klagomål/A 24496-2025 FSC-klagomål.docx
@@ -929,7 +929,7 @@
     <w:r>
       <w:tab/>
       <w:tab/>
-      <w:t>2025-12-31</w:t>
+      <w:t>2026-01-03</w:t>
       <w:br/>
       <w:br/>
     </w:r>

--- a/klagomål/A 24496-2025 FSC-klagomål.docx
+++ b/klagomål/A 24496-2025 FSC-klagomål.docx
@@ -929,7 +929,7 @@
     <w:r>
       <w:tab/>
       <w:tab/>
-      <w:t>2026-01-07</w:t>
+      <w:t>2026-01-08</w:t>
       <w:br/>
       <w:br/>
     </w:r>

--- a/klagomål/A 24496-2025 FSC-klagomål.docx
+++ b/klagomål/A 24496-2025 FSC-klagomål.docx
@@ -929,7 +929,7 @@
     <w:r>
       <w:tab/>
       <w:tab/>
-      <w:t>2026-01-08</w:t>
+      <w:t>2026-01-09</w:t>
       <w:br/>
       <w:br/>
     </w:r>

--- a/klagomål/A 24496-2025 FSC-klagomål.docx
+++ b/klagomål/A 24496-2025 FSC-klagomål.docx
@@ -929,7 +929,7 @@
     <w:r>
       <w:tab/>
       <w:tab/>
-      <w:t>2026-01-09</w:t>
+      <w:t>2026-01-10</w:t>
       <w:br/>
       <w:br/>
     </w:r>

--- a/klagomål/A 24496-2025 FSC-klagomål.docx
+++ b/klagomål/A 24496-2025 FSC-klagomål.docx
@@ -929,7 +929,7 @@
     <w:r>
       <w:tab/>
       <w:tab/>
-      <w:t>2026-01-10</w:t>
+      <w:t>2026-01-11</w:t>
       <w:br/>
       <w:br/>
     </w:r>

--- a/klagomål/A 24496-2025 FSC-klagomål.docx
+++ b/klagomål/A 24496-2025 FSC-klagomål.docx
@@ -929,7 +929,7 @@
     <w:r>
       <w:tab/>
       <w:tab/>
-      <w:t>2026-01-11</w:t>
+      <w:t>2026-01-12</w:t>
       <w:br/>
       <w:br/>
     </w:r>

--- a/klagomål/A 24496-2025 FSC-klagomål.docx
+++ b/klagomål/A 24496-2025 FSC-klagomål.docx
@@ -929,7 +929,7 @@
     <w:r>
       <w:tab/>
       <w:tab/>
-      <w:t>2026-01-12</w:t>
+      <w:t>2026-01-13</w:t>
       <w:br/>
       <w:br/>
     </w:r>

--- a/klagomål/A 24496-2025 FSC-klagomål.docx
+++ b/klagomål/A 24496-2025 FSC-klagomål.docx
@@ -929,7 +929,7 @@
     <w:r>
       <w:tab/>
       <w:tab/>
-      <w:t>2026-01-13</w:t>
+      <w:t>2026-01-14</w:t>
       <w:br/>
       <w:br/>
     </w:r>

--- a/klagomål/A 24496-2025 FSC-klagomål.docx
+++ b/klagomål/A 24496-2025 FSC-klagomål.docx
@@ -929,7 +929,7 @@
     <w:r>
       <w:tab/>
       <w:tab/>
-      <w:t>2026-01-14</w:t>
+      <w:t>2026-01-15</w:t>
       <w:br/>
       <w:br/>
     </w:r>

--- a/klagomål/A 24496-2025 FSC-klagomål.docx
+++ b/klagomål/A 24496-2025 FSC-klagomål.docx
@@ -929,7 +929,7 @@
     <w:r>
       <w:tab/>
       <w:tab/>
-      <w:t>2026-01-15</w:t>
+      <w:t>2026-01-16</w:t>
       <w:br/>
       <w:br/>
     </w:r>

--- a/klagomål/A 24496-2025 FSC-klagomål.docx
+++ b/klagomål/A 24496-2025 FSC-klagomål.docx
@@ -929,7 +929,7 @@
     <w:r>
       <w:tab/>
       <w:tab/>
-      <w:t>2026-01-16</w:t>
+      <w:t>2026-01-17</w:t>
       <w:br/>
       <w:br/>
     </w:r>

--- a/klagomål/A 24496-2025 FSC-klagomål.docx
+++ b/klagomål/A 24496-2025 FSC-klagomål.docx
@@ -929,7 +929,7 @@
     <w:r>
       <w:tab/>
       <w:tab/>
-      <w:t>2026-01-17</w:t>
+      <w:t>2026-01-18</w:t>
       <w:br/>
       <w:br/>
     </w:r>

--- a/klagomål/A 24496-2025 FSC-klagomål.docx
+++ b/klagomål/A 24496-2025 FSC-klagomål.docx
@@ -929,7 +929,7 @@
     <w:r>
       <w:tab/>
       <w:tab/>
-      <w:t>2026-01-18</w:t>
+      <w:t>2026-01-19</w:t>
       <w:br/>
       <w:br/>
     </w:r>

--- a/klagomål/A 24496-2025 FSC-klagomål.docx
+++ b/klagomål/A 24496-2025 FSC-klagomål.docx
@@ -929,7 +929,7 @@
     <w:r>
       <w:tab/>
       <w:tab/>
-      <w:t>2026-01-19</w:t>
+      <w:t>2026-01-20</w:t>
       <w:br/>
       <w:br/>
     </w:r>

--- a/klagomål/A 24496-2025 FSC-klagomål.docx
+++ b/klagomål/A 24496-2025 FSC-klagomål.docx
@@ -929,7 +929,7 @@
     <w:r>
       <w:tab/>
       <w:tab/>
-      <w:t>2026-01-20</w:t>
+      <w:t>2026-01-21</w:t>
       <w:br/>
       <w:br/>
     </w:r>

--- a/klagomål/A 24496-2025 FSC-klagomål.docx
+++ b/klagomål/A 24496-2025 FSC-klagomål.docx
@@ -929,7 +929,7 @@
     <w:r>
       <w:tab/>
       <w:tab/>
-      <w:t>2026-01-21</w:t>
+      <w:t>2026-01-23</w:t>
       <w:br/>
       <w:br/>
     </w:r>

--- a/klagomål/A 24496-2025 FSC-klagomål.docx
+++ b/klagomål/A 24496-2025 FSC-klagomål.docx
@@ -929,7 +929,7 @@
     <w:r>
       <w:tab/>
       <w:tab/>
-      <w:t>2026-01-23</w:t>
+      <w:t>2026-01-24</w:t>
       <w:br/>
       <w:br/>
     </w:r>

--- a/klagomål/A 24496-2025 FSC-klagomål.docx
+++ b/klagomål/A 24496-2025 FSC-klagomål.docx
@@ -929,7 +929,7 @@
     <w:r>
       <w:tab/>
       <w:tab/>
-      <w:t>2026-01-24</w:t>
+      <w:t>2026-01-25</w:t>
       <w:br/>
       <w:br/>
     </w:r>

--- a/klagomål/A 24496-2025 FSC-klagomål.docx
+++ b/klagomål/A 24496-2025 FSC-klagomål.docx
@@ -929,7 +929,7 @@
     <w:r>
       <w:tab/>
       <w:tab/>
-      <w:t>2026-01-25</w:t>
+      <w:t>2026-01-26</w:t>
       <w:br/>
       <w:br/>
     </w:r>

--- a/klagomål/A 24496-2025 FSC-klagomål.docx
+++ b/klagomål/A 24496-2025 FSC-klagomål.docx
@@ -929,7 +929,7 @@
     <w:r>
       <w:tab/>
       <w:tab/>
-      <w:t>2026-01-26</w:t>
+      <w:t>2026-01-27</w:t>
       <w:br/>
       <w:br/>
     </w:r>

--- a/klagomål/A 24496-2025 FSC-klagomål.docx
+++ b/klagomål/A 24496-2025 FSC-klagomål.docx
@@ -929,7 +929,7 @@
     <w:r>
       <w:tab/>
       <w:tab/>
-      <w:t>2026-01-27</w:t>
+      <w:t>2026-01-28</w:t>
       <w:br/>
       <w:br/>
     </w:r>

--- a/klagomål/A 24496-2025 FSC-klagomål.docx
+++ b/klagomål/A 24496-2025 FSC-klagomål.docx
@@ -112,7 +112,7 @@
         <w:pStyle w:val="ListBullet"/>
       </w:pPr>
       <w:r>
-        <w:t>Om ett ombud (tex Norra skog eller Mellanskog) avverkningsanmäler en skog med naturvärden motsvarande nyckelbiotops kvalité men markägaren inte är FSC certifierad, bör du skicka in ett FSC kontrollerat virke klagomål. Då ska klagomålet skickas till ombudsföretaget.</w:t>
+        <w:t>Om ett ombud (tex Norra skog eller Mellanskog) avverkningsanmäler en skog med naturvärden motsvarande nyckelbiotops kvalitet men markägaren inte är FSC certifierad, bör du skicka in ett FSC kontrollerat virke klagomål. Då ska klagomålet skickas till ombudsföretaget.</w:t>
       </w:r>
     </w:p>
     <w:p>
@@ -254,7 +254,36 @@
         <w:t>Gammelgransskål (NT)</w:t>
       </w:r>
       <w:r>
-        <w:t xml:space="preserve"> är en liten skålsvamp som växer på gamla granar med skrovlig bark. Typiska växtplatser är gransumpskog i myrkanter, bäckdråg, bäckraviner och skuggiga bergssluttningar, men också skog på torrare mark kan hysa arten om beståndet har stark naturskogskaraktär. Bestånd med arten bör behandlas som nyckelbiotoper och sparas vid en slutavverkning. Även gallring bör undvikas (SLU Artdatabanken, 2024; Nitare &amp; Skogsstyrelsen, 2019).</w:t>
+        <w:t xml:space="preserve"> är en liten skålsvamp som växer på gamla granar med skrovlig bark. Typiska växtplatser är gransumpskog i myrkanter, bäckdråg, bäckraviner och skuggiga bergssluttningar, men också skog på torrare mark kan hysa arten om beståndet har stark naturskogskaraktär. Bestånd med arten bör behandlas som nyckelbiotoper och sparas vid en slutavverkning. Även gallring bör undvikas. Gammelgransskål är typisk art för </w:t>
+      </w:r>
+      <w:r>
+        <w:rPr>
+          <w:i/>
+        </w:rPr>
+        <w:t>9010 Taiga</w:t>
+      </w:r>
+      <w:r>
+        <w:t xml:space="preserve"> (SLU Artdatabanken, 2024; Nitare &amp; Skogsstyrelsen, 2019).</w:t>
+      </w:r>
+    </w:p>
+    <w:p>
+      <w:r>
+        <w:rPr>
+          <w:b/>
+        </w:rPr>
+        <w:t xml:space="preserve">Vedticka </w:t>
+      </w:r>
+      <w:r>
+        <w:t xml:space="preserve">är en bra signalart söder om den naturliga norrlandsgränsen. Den är huvudsakligen knuten till äldre barrskogar där det föreligger långvarig kontinuitet av död barrved. Vedticka är typisk art för </w:t>
+      </w:r>
+      <w:r>
+        <w:rPr>
+          <w:i/>
+        </w:rPr>
+        <w:t xml:space="preserve">9010 Taiga </w:t>
+      </w:r>
+      <w:r>
+        <w:t>(Nitare &amp; Skogsstyrelsen, 2019; SLU Artdatabanken, 2025).</w:t>
       </w:r>
     </w:p>
     <w:p>
@@ -292,7 +321,16 @@
         <w:t>Mindre hackspett (NT, §4)</w:t>
       </w:r>
       <w:r>
-        <w:t xml:space="preserve"> är rödlistad som nära hotad, fridlyst och prioriterad art i Skogsvårdslagen. Minskningstakten har uppgått till 25 (10–40) % under de senaste 15 åren och bedöms vara nära gränsvärdet för Sårbar (VU). (A2bc). Arten har stora revir och höga krav när det gäller förekomst av lövskog på landskapsnivå. För att häcka framgångsrikt behöver ett par cirka 40 ha äldre lövdominerad skog inom ett område på upp till 200 ha. Under vintern kan födosök även ske i äldre grandominerad skog (SLU Artdatabanken, 2021 &amp; Skogsstyrelsen, 2016).</w:t>
+        <w:t xml:space="preserve"> är rödlistad som nära hotad, fridlyst och prioriterad art i Skogsvårdslagen. Minskningstakten har uppgått till 25 (10–40) % under de senaste 15 åren och bedöms vara nära gränsvärdet för Sårbar (VU). (A2bc). Arten har stora revir och höga krav när det gäller förekomst av lövskog på landskapsnivå. För att häcka framgångsrikt behöver ett par cirka 40 ha äldre lövdominerad skog inom ett område på upp till 200 ha. Under vintern kan födosök även ske i äldre grandominerad skog. Mindre hackspett är typisk art för </w:t>
+      </w:r>
+      <w:r>
+        <w:rPr>
+          <w:i/>
+        </w:rPr>
+        <w:t>9010 Taiga, 9750 Svämlövskog, 9080 Lövsumpskog, 9030 Landhöjningsskog och 9040 Fjällbjörkskog</w:t>
+      </w:r>
+      <w:r>
+        <w:t xml:space="preserve"> (SLU Artdatabanken, 2021 &amp; Skogsstyrelsen, 2016).</w:t>
       </w:r>
     </w:p>
     <w:p>
@@ -627,7 +665,16 @@
     </w:p>
     <w:p>
       <w:r>
-        <w:t>Mindre hackspett (NT) är rödlistad som nära hotad, fridlyst och prioriterad art i Skogsvårdslagen. Minskningstakten har uppgått till 25 (10–40) % under de senaste 15 åren och bedöms vara nära gränsvärdet för Sårbar (VU). (A2bc). (SLU Artdatabanken 2021).</w:t>
+        <w:t xml:space="preserve">Mindre hackspett (NT) är rödlistad som nära hotad, fridlyst och prioriterad art i Skogsvårdslagen. Den är typisk art för </w:t>
+      </w:r>
+      <w:r>
+        <w:rPr>
+          <w:i/>
+        </w:rPr>
+        <w:t>9010 Taiga, 9750 Svämlövskog, 9080 Lövsumpskog, 9030 Landhöjningsskog och 9040 Fjällbjörkskog</w:t>
+      </w:r>
+      <w:r>
+        <w:t>. Minskningstakten har uppgått till 25 (10–40) % under de senaste 15 åren och bedöms vara nära gränsvärdet för Sårbar (VU). (A2bc). (SLU Artdatabanken 2021).</w:t>
       </w:r>
     </w:p>
     <w:p>
@@ -929,7 +976,7 @@
     <w:r>
       <w:tab/>
       <w:tab/>
-      <w:t>2026-01-28</w:t>
+      <w:t>2026-01-29</w:t>
       <w:br/>
       <w:br/>
     </w:r>

--- a/klagomål/A 24496-2025 FSC-klagomål.docx
+++ b/klagomål/A 24496-2025 FSC-klagomål.docx
@@ -976,7 +976,7 @@
     <w:r>
       <w:tab/>
       <w:tab/>
-      <w:t>2026-01-29</w:t>
+      <w:t>2026-01-30</w:t>
       <w:br/>
       <w:br/>
     </w:r>

--- a/klagomål/A 24496-2025 FSC-klagomål.docx
+++ b/klagomål/A 24496-2025 FSC-klagomål.docx
@@ -976,7 +976,7 @@
     <w:r>
       <w:tab/>
       <w:tab/>
-      <w:t>2026-01-30</w:t>
+      <w:t>2026-01-31</w:t>
       <w:br/>
       <w:br/>
     </w:r>

--- a/klagomål/A 24496-2025 FSC-klagomål.docx
+++ b/klagomål/A 24496-2025 FSC-klagomål.docx
@@ -976,7 +976,7 @@
     <w:r>
       <w:tab/>
       <w:tab/>
-      <w:t>2026-03-01</w:t>
+      <w:t>2026-03-02</w:t>
       <w:br/>
       <w:br/>
     </w:r>

--- a/klagomål/A 24496-2025 FSC-klagomål.docx
+++ b/klagomål/A 24496-2025 FSC-klagomål.docx
@@ -976,7 +976,7 @@
     <w:r>
       <w:tab/>
       <w:tab/>
-      <w:t>2026-03-02</w:t>
+      <w:t>2026-03-03</w:t>
       <w:br/>
       <w:br/>
     </w:r>

--- a/klagomål/A 24496-2025 FSC-klagomål.docx
+++ b/klagomål/A 24496-2025 FSC-klagomål.docx
@@ -976,7 +976,7 @@
     <w:r>
       <w:tab/>
       <w:tab/>
-      <w:t>2026-03-03</w:t>
+      <w:t>2026-03-04</w:t>
       <w:br/>
       <w:br/>
     </w:r>

--- a/klagomål/A 24496-2025 FSC-klagomål.docx
+++ b/klagomål/A 24496-2025 FSC-klagomål.docx
@@ -976,7 +976,7 @@
     <w:r>
       <w:tab/>
       <w:tab/>
-      <w:t>2026-03-04</w:t>
+      <w:t>2026-03-05</w:t>
       <w:br/>
       <w:br/>
     </w:r>

--- a/klagomål/A 24496-2025 FSC-klagomål.docx
+++ b/klagomål/A 24496-2025 FSC-klagomål.docx
@@ -976,7 +976,7 @@
     <w:r>
       <w:tab/>
       <w:tab/>
-      <w:t>2026-03-05</w:t>
+      <w:t>2026-03-06</w:t>
       <w:br/>
       <w:br/>
     </w:r>

--- a/klagomål/A 24496-2025 FSC-klagomål.docx
+++ b/klagomål/A 24496-2025 FSC-klagomål.docx
@@ -976,7 +976,7 @@
     <w:r>
       <w:tab/>
       <w:tab/>
-      <w:t>2026-03-06</w:t>
+      <w:t>2026-03-07</w:t>
       <w:br/>
       <w:br/>
     </w:r>

--- a/klagomål/A 24496-2025 FSC-klagomål.docx
+++ b/klagomål/A 24496-2025 FSC-klagomål.docx
@@ -976,7 +976,7 @@
     <w:r>
       <w:tab/>
       <w:tab/>
-      <w:t>2026-03-07</w:t>
+      <w:t>2026-03-08</w:t>
       <w:br/>
       <w:br/>
     </w:r>

--- a/klagomål/A 24496-2025 FSC-klagomål.docx
+++ b/klagomål/A 24496-2025 FSC-klagomål.docx
@@ -976,7 +976,7 @@
     <w:r>
       <w:tab/>
       <w:tab/>
-      <w:t>2026-03-08</w:t>
+      <w:t>2026-03-09</w:t>
       <w:br/>
       <w:br/>
     </w:r>

--- a/klagomål/A 24496-2025 FSC-klagomål.docx
+++ b/klagomål/A 24496-2025 FSC-klagomål.docx
@@ -976,7 +976,7 @@
     <w:r>
       <w:tab/>
       <w:tab/>
-      <w:t>2026-03-09</w:t>
+      <w:t>2026-03-10</w:t>
       <w:br/>
       <w:br/>
     </w:r>

--- a/klagomål/A 24496-2025 FSC-klagomål.docx
+++ b/klagomål/A 24496-2025 FSC-klagomål.docx
@@ -330,7 +330,7 @@
         <w:t>9010 Taiga, 9750 Svämlövskog, 9080 Lövsumpskog, 9030 Landhöjningsskog och 9040 Fjällbjörkskog</w:t>
       </w:r>
       <w:r>
-        <w:t xml:space="preserve"> (SLU Artdatabanken, 2021 &amp; Skogsstyrelsen, 2016).</w:t>
+        <w:t xml:space="preserve"> (SLU Artdatabanken, 2021; Skogsstyrelsen, 2016).</w:t>
       </w:r>
     </w:p>
     <w:p>
@@ -341,7 +341,7 @@
         <w:t>Talltita (NT, §4)</w:t>
       </w:r>
       <w:r>
-        <w:t>, rödlistad som nära hotad och prioriterad art i Skogsvårdslagen har häckningsrevir i anmälan. Arten har minskat kraftigt de senaste 30 åren och minskningstakten innevarande 10-årsperiod beräknas till 20 (10–30) %. Talltitan är synnerligen trogen sitt cirka 15 hektar stora revir och är beroende av flerskiktade olikåldriga skogar för att kunna föda upp sina ungar. Talltitan försvinner om dess livsmiljö kalavverkas (Eggers &amp; Low (2014); Ekman (1979); Griesser et al (2007); Klein (2020); Siffczyk et al (2003); SLU Artdatabanken (2021).</w:t>
+        <w:t>, rödlistad som nära hotad och prioriterad art i Skogsvårdslagen, har häckningsrevir i anmälan. Arten har minskat kraftigt de senaste 30 åren och minskningstakten innevarande 10-årsperiod beräknas till 20 (10–30) %. Talltitan är synnerligen trogen sitt cirka 15 hektar stora revir och är beroende av flerskiktade olikåldriga skogar för att kunna föda upp sina ungar. Talltitan försvinner om dess livsmiljö kalavverkas (Eggers &amp; Low, 2014; Ekman, 1979; Griesser et al, 2007; Klein, 2020; Siffczyk et al, 2003; SLU Artdatabanken, 2021).</w:t>
       </w:r>
     </w:p>
     <w:p>
@@ -976,7 +976,7 @@
     <w:r>
       <w:tab/>
       <w:tab/>
-      <w:t>2026-03-10</w:t>
+      <w:t>2026-03-11</w:t>
       <w:br/>
       <w:br/>
     </w:r>

--- a/klagomål/A 24496-2025 FSC-klagomål.docx
+++ b/klagomål/A 24496-2025 FSC-klagomål.docx
@@ -976,7 +976,7 @@
     <w:r>
       <w:tab/>
       <w:tab/>
-      <w:t>2026-03-11</w:t>
+      <w:t>2026-03-12</w:t>
       <w:br/>
       <w:br/>
     </w:r>

--- a/klagomål/A 24496-2025 FSC-klagomål.docx
+++ b/klagomål/A 24496-2025 FSC-klagomål.docx
@@ -976,7 +976,7 @@
     <w:r>
       <w:tab/>
       <w:tab/>
-      <w:t>2026-03-12</w:t>
+      <w:t>2026-03-13</w:t>
       <w:br/>
       <w:br/>
     </w:r>

--- a/klagomål/A 24496-2025 FSC-klagomål.docx
+++ b/klagomål/A 24496-2025 FSC-klagomål.docx
@@ -251,6 +251,17 @@
         <w:rPr>
           <w:b/>
         </w:rPr>
+        <w:t xml:space="preserve">Björksplintborre </w:t>
+      </w:r>
+      <w:r>
+        <w:t>är en skalbagge vars larvutveckling sker i bark på nyligen döda björkar, både stående träd och vindfällen. En prydlig rad med runda ventilationshål i barken ovanför modergången är synnerligen karaktäristiskt. Arten är knuten till lövrika blandskogar med en hög andel gamla träd, och starkt gynnad av naturliga störningar som torka, översvämningar, brand och stormfällningar. Talrika gnagspår kan tyda på biotoper med höga naturvärden, exempelvis för ovanliga hackspettar och andra, mer sällsynta vedinsekter. Larverna är omtyckt hackspettsföda (SLU Artdatabanken, 2025).</w:t>
+      </w:r>
+    </w:p>
+    <w:p>
+      <w:r>
+        <w:rPr>
+          <w:b/>
+        </w:rPr>
         <w:t>Gammelgransskål (NT)</w:t>
       </w:r>
       <w:r>
@@ -976,7 +987,7 @@
     <w:r>
       <w:tab/>
       <w:tab/>
-      <w:t>2026-03-13</w:t>
+      <w:t>2026-03-16</w:t>
       <w:br/>
       <w:br/>
     </w:r>

--- a/klagomål/A 24496-2025 FSC-klagomål.docx
+++ b/klagomål/A 24496-2025 FSC-klagomål.docx
@@ -987,7 +987,7 @@
     <w:r>
       <w:tab/>
       <w:tab/>
-      <w:t>2026-03-16</w:t>
+      <w:t>2026-03-17</w:t>
       <w:br/>
       <w:br/>
     </w:r>

--- a/klagomål/A 24496-2025 FSC-klagomål.docx
+++ b/klagomål/A 24496-2025 FSC-klagomål.docx
@@ -987,7 +987,7 @@
     <w:r>
       <w:tab/>
       <w:tab/>
-      <w:t>2026-03-17</w:t>
+      <w:t>2026-03-18</w:t>
       <w:br/>
       <w:br/>
     </w:r>

--- a/klagomål/A 24496-2025 FSC-klagomål.docx
+++ b/klagomål/A 24496-2025 FSC-klagomål.docx
@@ -987,7 +987,7 @@
     <w:r>
       <w:tab/>
       <w:tab/>
-      <w:t>2026-03-18</w:t>
+      <w:t>2026-03-19</w:t>
       <w:br/>
       <w:br/>
     </w:r>

--- a/klagomål/A 24496-2025 FSC-klagomål.docx
+++ b/klagomål/A 24496-2025 FSC-klagomål.docx
@@ -987,7 +987,7 @@
     <w:r>
       <w:tab/>
       <w:tab/>
-      <w:t>2026-03-19</w:t>
+      <w:t>2026-03-20</w:t>
       <w:br/>
       <w:br/>
     </w:r>

--- a/klagomål/A 24496-2025 FSC-klagomål.docx
+++ b/klagomål/A 24496-2025 FSC-klagomål.docx
@@ -987,7 +987,7 @@
     <w:r>
       <w:tab/>
       <w:tab/>
-      <w:t>2026-03-20</w:t>
+      <w:t>2026-03-21</w:t>
       <w:br/>
       <w:br/>
     </w:r>

--- a/klagomål/A 24496-2025 FSC-klagomål.docx
+++ b/klagomål/A 24496-2025 FSC-klagomål.docx
@@ -987,7 +987,7 @@
     <w:r>
       <w:tab/>
       <w:tab/>
-      <w:t>2026-03-21</w:t>
+      <w:t>2026-03-22</w:t>
       <w:br/>
       <w:br/>
     </w:r>

--- a/klagomål/A 24496-2025 FSC-klagomål.docx
+++ b/klagomål/A 24496-2025 FSC-klagomål.docx
@@ -987,7 +987,7 @@
     <w:r>
       <w:tab/>
       <w:tab/>
-      <w:t>2026-03-22</w:t>
+      <w:t>2026-03-23</w:t>
       <w:br/>
       <w:br/>
     </w:r>

--- a/klagomål/A 24496-2025 FSC-klagomål.docx
+++ b/klagomål/A 24496-2025 FSC-klagomål.docx
@@ -987,7 +987,7 @@
     <w:r>
       <w:tab/>
       <w:tab/>
-      <w:t>2026-03-23</w:t>
+      <w:t>2026-03-24</w:t>
       <w:br/>
       <w:br/>
     </w:r>

--- a/klagomål/A 24496-2025 FSC-klagomål.docx
+++ b/klagomål/A 24496-2025 FSC-klagomål.docx
@@ -987,7 +987,7 @@
     <w:r>
       <w:tab/>
       <w:tab/>
-      <w:t>2026-03-24</w:t>
+      <w:t>2026-03-25</w:t>
       <w:br/>
       <w:br/>
     </w:r>

--- a/klagomål/A 24496-2025 FSC-klagomål.docx
+++ b/klagomål/A 24496-2025 FSC-klagomål.docx
@@ -987,7 +987,7 @@
     <w:r>
       <w:tab/>
       <w:tab/>
-      <w:t>2026-03-25</w:t>
+      <w:t>2026-03-26</w:t>
       <w:br/>
       <w:br/>
     </w:r>

--- a/klagomål/A 24496-2025 FSC-klagomål.docx
+++ b/klagomål/A 24496-2025 FSC-klagomål.docx
@@ -987,7 +987,7 @@
     <w:r>
       <w:tab/>
       <w:tab/>
-      <w:t>2026-03-26</w:t>
+      <w:t>2026-03-27</w:t>
       <w:br/>
       <w:br/>
     </w:r>

--- a/klagomål/A 24496-2025 FSC-klagomål.docx
+++ b/klagomål/A 24496-2025 FSC-klagomål.docx
@@ -987,7 +987,7 @@
     <w:r>
       <w:tab/>
       <w:tab/>
-      <w:t>2026-03-27</w:t>
+      <w:t>2026-03-28</w:t>
       <w:br/>
       <w:br/>
     </w:r>

--- a/klagomål/A 24496-2025 FSC-klagomål.docx
+++ b/klagomål/A 24496-2025 FSC-klagomål.docx
@@ -987,7 +987,7 @@
     <w:r>
       <w:tab/>
       <w:tab/>
-      <w:t>2026-03-28</w:t>
+      <w:t>2026-03-29</w:t>
       <w:br/>
       <w:br/>
     </w:r>

--- a/klagomål/A 24496-2025 FSC-klagomål.docx
+++ b/klagomål/A 24496-2025 FSC-klagomål.docx
@@ -987,7 +987,7 @@
     <w:r>
       <w:tab/>
       <w:tab/>
-      <w:t>2026-03-29</w:t>
+      <w:t>2026-03-30</w:t>
       <w:br/>
       <w:br/>
     </w:r>

--- a/klagomål/A 24496-2025 FSC-klagomål.docx
+++ b/klagomål/A 24496-2025 FSC-klagomål.docx
@@ -987,7 +987,7 @@
     <w:r>
       <w:tab/>
       <w:tab/>
-      <w:t>2026-03-30</w:t>
+      <w:t>2026-03-31</w:t>
       <w:br/>
       <w:br/>
     </w:r>

--- a/klagomål/A 24496-2025 FSC-klagomål.docx
+++ b/klagomål/A 24496-2025 FSC-klagomål.docx
@@ -987,7 +987,7 @@
     <w:r>
       <w:tab/>
       <w:tab/>
-      <w:t>2026-03-31</w:t>
+      <w:t>2026-04-01</w:t>
       <w:br/>
       <w:br/>
     </w:r>

--- a/klagomål/A 24496-2025 FSC-klagomål.docx
+++ b/klagomål/A 24496-2025 FSC-klagomål.docx
@@ -987,7 +987,7 @@
     <w:r>
       <w:tab/>
       <w:tab/>
-      <w:t>2026-04-01</w:t>
+      <w:t>2026-04-02</w:t>
       <w:br/>
       <w:br/>
     </w:r>

--- a/klagomål/A 24496-2025 FSC-klagomål.docx
+++ b/klagomål/A 24496-2025 FSC-klagomål.docx
@@ -987,7 +987,7 @@
     <w:r>
       <w:tab/>
       <w:tab/>
-      <w:t>2026-04-02</w:t>
+      <w:t>2026-04-03</w:t>
       <w:br/>
       <w:br/>
     </w:r>

--- a/klagomål/A 24496-2025 FSC-klagomål.docx
+++ b/klagomål/A 24496-2025 FSC-klagomål.docx
@@ -987,7 +987,7 @@
     <w:r>
       <w:tab/>
       <w:tab/>
-      <w:t>2026-04-03</w:t>
+      <w:t>2026-04-04</w:t>
       <w:br/>
       <w:br/>
     </w:r>

--- a/klagomål/A 24496-2025 FSC-klagomål.docx
+++ b/klagomål/A 24496-2025 FSC-klagomål.docx
@@ -987,7 +987,7 @@
     <w:r>
       <w:tab/>
       <w:tab/>
-      <w:t>2026-04-04</w:t>
+      <w:t>2026-04-05</w:t>
       <w:br/>
       <w:br/>
     </w:r>

--- a/klagomål/A 24496-2025 FSC-klagomål.docx
+++ b/klagomål/A 24496-2025 FSC-klagomål.docx
@@ -987,7 +987,7 @@
     <w:r>
       <w:tab/>
       <w:tab/>
-      <w:t>2026-04-14</w:t>
+      <w:t>2026-04-15</w:t>
       <w:br/>
       <w:br/>
     </w:r>

--- a/klagomål/A 24496-2025 FSC-klagomål.docx
+++ b/klagomål/A 24496-2025 FSC-klagomål.docx
@@ -987,7 +987,7 @@
     <w:r>
       <w:tab/>
       <w:tab/>
-      <w:t>2026-04-15</w:t>
+      <w:t>2026-04-16</w:t>
       <w:br/>
       <w:br/>
     </w:r>

--- a/klagomål/A 24496-2025 FSC-klagomål.docx
+++ b/klagomål/A 24496-2025 FSC-klagomål.docx
@@ -987,7 +987,7 @@
     <w:r>
       <w:tab/>
       <w:tab/>
-      <w:t>2026-04-16</w:t>
+      <w:t>2026-04-17</w:t>
       <w:br/>
       <w:br/>
     </w:r>

--- a/klagomål/A 24496-2025 FSC-klagomål.docx
+++ b/klagomål/A 24496-2025 FSC-klagomål.docx
@@ -987,7 +987,7 @@
     <w:r>
       <w:tab/>
       <w:tab/>
-      <w:t>2026-04-17</w:t>
+      <w:t>2026-04-18</w:t>
       <w:br/>
       <w:br/>
     </w:r>

--- a/klagomål/A 24496-2025 FSC-klagomål.docx
+++ b/klagomål/A 24496-2025 FSC-klagomål.docx
@@ -987,7 +987,7 @@
     <w:r>
       <w:tab/>
       <w:tab/>
-      <w:t>2026-04-18</w:t>
+      <w:t>2026-04-19</w:t>
       <w:br/>
       <w:br/>
     </w:r>

--- a/klagomål/A 24496-2025 FSC-klagomål.docx
+++ b/klagomål/A 24496-2025 FSC-klagomål.docx
@@ -987,7 +987,7 @@
     <w:r>
       <w:tab/>
       <w:tab/>
-      <w:t>2026-04-19</w:t>
+      <w:t>2026-04-20</w:t>
       <w:br/>
       <w:br/>
     </w:r>

--- a/klagomål/A 24496-2025 FSC-klagomål.docx
+++ b/klagomål/A 24496-2025 FSC-klagomål.docx
@@ -987,7 +987,7 @@
     <w:r>
       <w:tab/>
       <w:tab/>
-      <w:t>2026-04-20</w:t>
+      <w:t>2026-04-21</w:t>
       <w:br/>
       <w:br/>
     </w:r>

--- a/klagomål/A 24496-2025 FSC-klagomål.docx
+++ b/klagomål/A 24496-2025 FSC-klagomål.docx
@@ -987,7 +987,7 @@
     <w:r>
       <w:tab/>
       <w:tab/>
-      <w:t>2026-04-21</w:t>
+      <w:t>2026-04-22</w:t>
       <w:br/>
       <w:br/>
     </w:r>

--- a/klagomål/A 24496-2025 FSC-klagomål.docx
+++ b/klagomål/A 24496-2025 FSC-klagomål.docx
@@ -987,7 +987,7 @@
     <w:r>
       <w:tab/>
       <w:tab/>
-      <w:t>2026-04-22</w:t>
+      <w:t>2026-04-23</w:t>
       <w:br/>
       <w:br/>
     </w:r>

--- a/klagomål/A 24496-2025 FSC-klagomål.docx
+++ b/klagomål/A 24496-2025 FSC-klagomål.docx
@@ -987,7 +987,7 @@
     <w:r>
       <w:tab/>
       <w:tab/>
-      <w:t>2026-04-23</w:t>
+      <w:t>2026-04-24</w:t>
       <w:br/>
       <w:br/>
     </w:r>

--- a/klagomål/A 24496-2025 FSC-klagomål.docx
+++ b/klagomål/A 24496-2025 FSC-klagomål.docx
@@ -987,7 +987,7 @@
     <w:r>
       <w:tab/>
       <w:tab/>
-      <w:t>2026-04-24</w:t>
+      <w:t>2026-04-25</w:t>
       <w:br/>
       <w:br/>
     </w:r>

--- a/klagomål/A 24496-2025 FSC-klagomål.docx
+++ b/klagomål/A 24496-2025 FSC-klagomål.docx
@@ -987,7 +987,7 @@
     <w:r>
       <w:tab/>
       <w:tab/>
-      <w:t>2026-04-25</w:t>
+      <w:t>2026-04-26</w:t>
       <w:br/>
       <w:br/>
     </w:r>

--- a/klagomål/A 24496-2025 FSC-klagomål.docx
+++ b/klagomål/A 24496-2025 FSC-klagomål.docx
@@ -987,7 +987,7 @@
     <w:r>
       <w:tab/>
       <w:tab/>
-      <w:t>2026-05-16</w:t>
+      <w:t>2026-05-17</w:t>
       <w:br/>
       <w:br/>
     </w:r>

--- a/klagomål/A 24496-2025 FSC-klagomål.docx
+++ b/klagomål/A 24496-2025 FSC-klagomål.docx
@@ -987,7 +987,7 @@
     <w:r>
       <w:tab/>
       <w:tab/>
-      <w:t>2026-06-15</w:t>
+      <w:t>2026-06-16</w:t>
       <w:br/>
       <w:br/>
     </w:r>

--- a/klagomål/A 24496-2025 FSC-klagomål.docx
+++ b/klagomål/A 24496-2025 FSC-klagomål.docx
@@ -987,7 +987,7 @@
     <w:r>
       <w:tab/>
       <w:tab/>
-      <w:t>2026-06-16</w:t>
+      <w:t>2026-06-17</w:t>
       <w:br/>
       <w:br/>
     </w:r>

--- a/klagomål/A 24496-2025 FSC-klagomål.docx
+++ b/klagomål/A 24496-2025 FSC-klagomål.docx
@@ -1,6 +1,6 @@
 
 <file path=word/document.xml><?xml version="1.0" encoding="utf-8"?>
-<w:document xmlns:wpc="http://schemas.microsoft.com/office/word/2010/wordprocessingCanvas" xmlns:cx="http://schemas.microsoft.com/office/drawing/2014/chartex" xmlns:cx1="http://schemas.microsoft.com/office/drawing/2015/9/8/chartex" xmlns:cx2="http://schemas.microsoft.com/office/drawing/2015/10/21/chartex" xmlns:cx3="http://schemas.microsoft.com/office/drawing/2016/5/9/chartex" xmlns:cx4="http://schemas.microsoft.com/office/drawing/2016/5/10/chartex" xmlns:cx5="http://schemas.microsoft.com/office/drawing/2016/5/11/chartex" xmlns:cx6="http://schemas.microsoft.com/office/drawing/2016/5/12/chartex" xmlns:cx7="http://schemas.microsoft.com/office/drawing/2016/5/13/chartex" xmlns:cx8="http://schemas.microsoft.com/office/drawing/2016/5/14/chartex" xmlns:mc="http://schemas.openxmlformats.org/markup-compatibility/2006" xmlns:aink="http://schemas.microsoft.com/office/drawing/2016/ink" xmlns:am3d="http://schemas.microsoft.com/office/drawing/2017/model3d" xmlns:o="urn:schemas-microsoft-com:office:office" xmlns:oel="http://schemas.microsoft.com/office/2019/extlst" xmlns:r="http://schemas.openxmlformats.org/officeDocument/2006/relationships" xmlns:m="http://schemas.openxmlformats.org/officeDocument/2006/math" xmlns:v="urn:schemas-microsoft-com:vml" xmlns:wp14="http://schemas.microsoft.com/office/word/2010/wordprocessingDrawing" xmlns:wp="http://schemas.openxmlformats.org/drawingml/2006/wordprocessingDrawing" xmlns:w10="urn:schemas-microsoft-com:office:word" xmlns:w="http://schemas.openxmlformats.org/wordprocessingml/2006/main" xmlns:w14="http://schemas.microsoft.com/office/word/2010/wordml" xmlns:w15="http://schemas.microsoft.com/office/word/2012/wordml" xmlns:w16cex="http://schemas.microsoft.com/office/word/2018/wordml/cex" xmlns:w16cid="http://schemas.microsoft.com/office/word/2016/wordml/cid" xmlns:w16="http://schemas.microsoft.com/office/word/2018/wordml" xmlns:w16sdtdh="http://schemas.microsoft.com/office/word/2020/wordml/sdtdatahash" xmlns:w16se="http://schemas.microsoft.com/office/word/2015/wordml/symex" xmlns:wpg="http://schemas.microsoft.com/office/word/2010/wordprocessingGroup" xmlns:wpi="http://schemas.microsoft.com/office/word/2010/wordprocessingInk" xmlns:wne="http://schemas.microsoft.com/office/word/2006/wordml" xmlns:wps="http://schemas.microsoft.com/office/word/2010/wordprocessingShape" mc:Ignorable="w14 w15 w16se w16cid w16 w16cex w16sdtdh wp14">
+<w:document xmlns:wpc="http://schemas.microsoft.com/office/word/2010/wordprocessingCanvas" xmlns:cx="http://schemas.microsoft.com/office/drawing/2014/chartex" xmlns:cx1="http://schemas.microsoft.com/office/drawing/2015/9/8/chartex" xmlns:cx2="http://schemas.microsoft.com/office/drawing/2015/10/21/chartex" xmlns:cx3="http://schemas.microsoft.com/office/drawing/2016/5/9/chartex" xmlns:cx4="http://schemas.microsoft.com/office/drawing/2016/5/10/chartex" xmlns:cx5="http://schemas.microsoft.com/office/drawing/2016/5/11/chartex" xmlns:cx6="http://schemas.microsoft.com/office/drawing/2016/5/12/chartex" xmlns:cx7="http://schemas.microsoft.com/office/drawing/2016/5/13/chartex" xmlns:cx8="http://schemas.microsoft.com/office/drawing/2016/5/14/chartex" xmlns:mc="http://schemas.openxmlformats.org/markup-compatibility/2006" xmlns:aink="http://schemas.microsoft.com/office/drawing/2016/ink" xmlns:am3d="http://schemas.microsoft.com/office/drawing/2017/model3d" xmlns:o="urn:schemas-microsoft-com:office:office" xmlns:oel="http://schemas.microsoft.com/office/2019/extlst" xmlns:r="http://schemas.openxmlformats.org/officeDocument/2006/relationships" xmlns:m="http://schemas.openxmlformats.org/officeDocument/2006/math" xmlns:v="urn:schemas-microsoft-com:vml" xmlns:wp14="http://schemas.microsoft.com/office/word/2010/wordprocessingDrawing" xmlns:wp="http://schemas.openxmlformats.org/drawingml/2006/wordprocessingDrawing" xmlns:w10="urn:schemas-microsoft-com:office:word" xmlns:w="http://schemas.openxmlformats.org/wordprocessingml/2006/main" xmlns:w14="http://schemas.microsoft.com/office/word/2010/wordml" xmlns:w15="http://schemas.microsoft.com/office/word/2012/wordml" xmlns:w16cex="http://schemas.microsoft.com/office/word/2018/wordml/cex" xmlns:w16cid="http://schemas.microsoft.com/office/word/2016/wordml/cid" xmlns:w16="http://schemas.microsoft.com/office/word/2018/wordml" xmlns:w16du="http://schemas.microsoft.com/office/word/2023/wordml/word16du" xmlns:w16sdtdh="http://schemas.microsoft.com/office/word/2020/wordml/sdtdatahash" xmlns:w16sdtfl="http://schemas.microsoft.com/office/word/2024/wordml/sdtformatlock" xmlns:w16se="http://schemas.microsoft.com/office/word/2015/wordml/symex" xmlns:wpg="http://schemas.microsoft.com/office/word/2010/wordprocessingGroup" xmlns:wpi="http://schemas.microsoft.com/office/word/2010/wordprocessingInk" xmlns:wne="http://schemas.microsoft.com/office/word/2006/wordml" xmlns:wps="http://schemas.microsoft.com/office/word/2010/wordprocessingShape" mc:Ignorable="w14 w15 w16se w16cid w16 w16cex w16sdtdh w16sdtfl w16du wp14">
   <w:body>
     <w:p>
       <w:r>
@@ -168,7 +168,7 @@
     </w:p>
     <w:p>
       <w:r>
-        <w:t>Detta dokument behandlar höga naturvärden i avverkningsanmälan A 24496-2025 i Skellefteå kommun. Denna avverkningsanmälan inkom 2025-05-21 00:00:00 och omfattar 3,0 ha.</w:t>
+        <w:t>Detta dokument behandlar höga naturvärden i avverkningsanmälan A 24496-2025 i Skellefteå kommun som inkom 2025-05-21 och omfattar 3,0 ha.</w:t>
       </w:r>
     </w:p>
     <w:p>
@@ -191,12 +191,15 @@
     </w:p>
     <w:p>
       <w:r>
-        <w:t>I avverkningsanmälan har följande 6 naturvårdsarter hittats: gammelgransskål (NT), mindre hackspett (NT, §4), talltita (NT, §4), björksplintborre (S), vedticka (S) och kungsfågel (§4). Av dessa är 3 rödlistade. För rödlistade arter har rödlistekategorin angivits inom parentes. Arter som är signalarter enligt Skogsstyrelsen har markerats med (S). För fridlysta arter anges även paragrafen i Artskyddsförordningen som arten är fridlyst enligt.</w:t>
+        <w:t>I och inom 2 meter från avverkningsanmälan har följande 7 naturvårdsarter hittats: gammelgransskål (NT, T), mindre hackspett (NT, T, §4), talltita (NT, §4), björksplintborre (S), vedticka (S, T), kungsfågel (§4) och revlummer (§9). Av dessa är 3 rödlistade. För rödlistade arter har rödlistekategorin angivits inom parentes. Arter som är signalarter enligt Skogsstyrelsen har markerats med (S). Typiska arter inom Natura 2000 som är kopplade till skogsekosystem har markerats med (T). För fridlysta arter anges även paragrafen i Artskyddsförordningen som arten är fridlyst enligt.</w:t>
       </w:r>
     </w:p>
     <w:p>
       <w:r>
-        <w:t>De påträffade naturvårdsarterna är ett tydligt kvitto på att detta rör sig om en skog med höga naturvärden. I Figur 1 visas en karta över det avverkningsanmälda området, där samtliga fyndplatser för naturvårdsarter som finns registrerade på Artportalen har markerats.</w:t>
+        <w:t>De påträffade naturvårdsarterna är ett tydligt kvitto på att det rör sig om en skog med höga naturvärden.</w:t>
+      </w:r>
+      <w:r>
+        <w:t xml:space="preserve"> I Figur 1 visas fyndplatser för naturvårdsarter i området, som finns registrerade på Artportalen.</w:t>
       </w:r>
     </w:p>
     <w:p>
@@ -206,7 +209,7 @@
       <w:r>
         <w:drawing>
           <wp:inline xmlns:a="http://schemas.openxmlformats.org/drawingml/2006/main" xmlns:pic="http://schemas.openxmlformats.org/drawingml/2006/picture">
-            <wp:extent cx="5486400" cy="3388379"/>
+            <wp:extent cx="5486400" cy="4468305"/>
             <wp:docPr id="1" name="Picture 1"/>
             <wp:cNvGraphicFramePr>
               <a:graphicFrameLocks noChangeAspect="1"/>
@@ -227,7 +230,7 @@
                   <pic:spPr>
                     <a:xfrm>
                       <a:off x="0" y="0"/>
-                      <a:ext cx="5486400" cy="3388379"/>
+                      <a:ext cx="5486400" cy="4468305"/>
                     </a:xfrm>
                     <a:prstGeom prst="rect"/>
                   </pic:spPr>
@@ -241,9 +244,81 @@
     <w:p>
       <w:pPr>
         <w:pStyle w:val="Caption"/>
+        <w:spacing w:after="240"/>
       </w:pPr>
       <w:r>
-        <w:t>Figur 1. Fyndplatser för naturvårdsarter i det avverkningsanmälda området (röd linje). Markörer utan svart kant är placerade på fyndplatsen. Markörer med svart kant är placerade vid sidan av fyndplatsen och har ett svart streck som visar fyndplatsens exakta position. Kartans mittpunktskoordinat är N 7181631, E 761773 i SWEREF 99 TM.</w:t>
+        <w:t>Figur 1. Fyndplatser för naturvårdsarter i och inom 2 meter från avverkningsanmälan (röd linje). Markörer utan svart kant är placerade på fyndplatsen. Markörer med svart kant är placerade vid sidan av fyndplatsen och har ett svart streck som visar fyndplatsens exakta position. Kartans mittpunktskoordinat är N 7181631, E 761773 i SWEREF 99 TM.</w:t>
+      </w:r>
+    </w:p>
+    <w:p>
+      <w:pPr>
+        <w:pStyle w:val="Heading2"/>
+      </w:pPr>
+      <w:r>
+        <w:t>Fridlysta arter</w:t>
+      </w:r>
+    </w:p>
+    <w:p>
+      <w:r>
+        <w:t>Följande fridlysta arter har sina livsmiljöer och växtplatser i den avverkningsanmälda skogen: mindre hackspett (NT, T, §4), talltita (NT, §4), kungsfågel (§4) och revlummer (§9).</w:t>
+      </w:r>
+    </w:p>
+    <w:p>
+      <w:r>
+        <w:t xml:space="preserve">Observera att medlemsländerna är skyldiga att agera i enlighet med EU:s fågeldirektiv där det uttryckligen står att direktivet gäller för fåglar samt för deras ägg, bon och </w:t>
+      </w:r>
+      <w:r>
+        <w:rPr>
+          <w:b/>
+        </w:rPr>
+        <w:t xml:space="preserve">livsmiljöer </w:t>
+      </w:r>
+      <w:r>
+        <w:t>(artikel 1). Vidare att de åtgärder som vidtas inte får leda till en försämring av den nuvarande situationen beträffande bevarandet av de fågelarter som avses i artikel 1 (artikel 13). Fågeldirektivet är styrande för tillsynsansvariga myndigheters ärendehantering, ställningstaganden och beslutsfattande.</w:t>
+      </w:r>
+    </w:p>
+    <w:p>
+      <w:r>
+        <w:rPr>
+          <w:b/>
+        </w:rPr>
+        <w:t>Mindre hackspett (NT, §4)</w:t>
+      </w:r>
+      <w:r>
+        <w:t xml:space="preserve"> är rödlistad som nära hotad, fridlyst och prioriterad art i Skogsvårdslagen. Minskningstakten har uppgått till 25 (10–40) % under de senaste 15 åren och bedöms vara nära gränsvärdet för Sårbar (VU). (A2bc). Arten har stora revir och höga krav när det gäller förekomst av lövskog på landskapsnivå. För att häcka framgångsrikt behöver ett par cirka 40 ha äldre lövdominerad skog inom ett område på upp till 200 ha. Under vintern kan födosök även ske i äldre grandominerad skog. Mindre hackspett är typisk art för </w:t>
+      </w:r>
+      <w:r>
+        <w:rPr>
+          <w:i/>
+        </w:rPr>
+        <w:t>9010 Taiga, 9750 Svämlövskog, 9080 Lövsumpskog, 9030 Landhöjningsskog och 9040 Fjällbjörkskog</w:t>
+      </w:r>
+      <w:r>
+        <w:t xml:space="preserve"> (SLU Artdatabanken, 2021; Skogsstyrelsen, 2016).</w:t>
+      </w:r>
+    </w:p>
+    <w:p>
+      <w:r>
+        <w:rPr>
+          <w:b/>
+        </w:rPr>
+        <w:t>Talltita (NT, §4)</w:t>
+      </w:r>
+      <w:r>
+        <w:t>, rödlistad som nära hotad och prioriterad art i Skogsvårdslagen, har häckningsrevir i anmälan. Arten har minskat kraftigt de senaste 30 åren och minskningstakten innevarande 10-årsperiod beräknas till 20 (10–30) %. Talltitan är synnerligen trogen sitt cirka 15 hektar stora revir och är beroende av flerskiktade olikåldriga skogar för att kunna föda upp sina ungar. Talltitan försvinner om dess livsmiljö kalavverkas (Eggers &amp; Low, 2014; Ekman, 1979; Griesser et al, 2007; Klein, 2020; Siffczyk et al, 2003; SLU Artdatabanken, 2021).</w:t>
+      </w:r>
+    </w:p>
+    <w:p>
+      <w:r>
+        <w:t>I BILAGA 1 finns mer detaljerad information om ekologi samt krav på livsmiljö hos fridlysta arter.</w:t>
+      </w:r>
+    </w:p>
+    <w:p>
+      <w:pPr>
+        <w:pStyle w:val="Heading2"/>
+      </w:pPr>
+      <w:r>
+        <w:t>Övriga naturvårdsarter</w:t>
       </w:r>
     </w:p>
     <w:p>
@@ -302,69 +377,6 @@
         <w:pStyle w:val="Heading1"/>
       </w:pPr>
       <w:r>
-        <w:t>Fridlysta arter</w:t>
-      </w:r>
-    </w:p>
-    <w:p>
-      <w:r>
-        <w:t>Följande fridlysta arter har sina livsmiljöer och växtplatser i den avverkningsanmälda skogen: mindre hackspett (NT, §4), talltita (NT, §4) och kungsfågel (§4).</w:t>
-      </w:r>
-    </w:p>
-    <w:p>
-      <w:r>
-        <w:t xml:space="preserve">Observera att medlemsländerna är skyldiga att agera i enlighet med EU:s fågeldirektiv där det uttryckligen står att direktivet gäller för fåglar samt för deras ägg, bon och </w:t>
-      </w:r>
-      <w:r>
-        <w:rPr>
-          <w:b/>
-        </w:rPr>
-        <w:t xml:space="preserve">livsmiljöer </w:t>
-      </w:r>
-      <w:r>
-        <w:t>(artikel 1). Vidare att de åtgärder som vidtas inte får leda till en försämring av den nuvarande situationen beträffande bevarandet av de fågelarter som avses i artikel 1 (artikel 13). Fågeldirektivet är styrande för tillsynsansvariga myndigheters ärendehantering, ställningstaganden och beslutsfattande.</w:t>
-      </w:r>
-    </w:p>
-    <w:p>
-      <w:r>
-        <w:rPr>
-          <w:b/>
-        </w:rPr>
-        <w:t>Mindre hackspett (NT, §4)</w:t>
-      </w:r>
-      <w:r>
-        <w:t xml:space="preserve"> är rödlistad som nära hotad, fridlyst och prioriterad art i Skogsvårdslagen. Minskningstakten har uppgått till 25 (10–40) % under de senaste 15 åren och bedöms vara nära gränsvärdet för Sårbar (VU). (A2bc). Arten har stora revir och höga krav när det gäller förekomst av lövskog på landskapsnivå. För att häcka framgångsrikt behöver ett par cirka 40 ha äldre lövdominerad skog inom ett område på upp till 200 ha. Under vintern kan födosök även ske i äldre grandominerad skog. Mindre hackspett är typisk art för </w:t>
-      </w:r>
-      <w:r>
-        <w:rPr>
-          <w:i/>
-        </w:rPr>
-        <w:t>9010 Taiga, 9750 Svämlövskog, 9080 Lövsumpskog, 9030 Landhöjningsskog och 9040 Fjällbjörkskog</w:t>
-      </w:r>
-      <w:r>
-        <w:t xml:space="preserve"> (SLU Artdatabanken, 2021; Skogsstyrelsen, 2016).</w:t>
-      </w:r>
-    </w:p>
-    <w:p>
-      <w:r>
-        <w:rPr>
-          <w:b/>
-        </w:rPr>
-        <w:t>Talltita (NT, §4)</w:t>
-      </w:r>
-      <w:r>
-        <w:t>, rödlistad som nära hotad och prioriterad art i Skogsvårdslagen, har häckningsrevir i anmälan. Arten har minskat kraftigt de senaste 30 åren och minskningstakten innevarande 10-årsperiod beräknas till 20 (10–30) %. Talltitan är synnerligen trogen sitt cirka 15 hektar stora revir och är beroende av flerskiktade olikåldriga skogar för att kunna föda upp sina ungar. Talltitan försvinner om dess livsmiljö kalavverkas (Eggers &amp; Low, 2014; Ekman, 1979; Griesser et al, 2007; Klein, 2020; Siffczyk et al, 2003; SLU Artdatabanken, 2021).</w:t>
-      </w:r>
-    </w:p>
-    <w:p>
-      <w:r>
-        <w:t>I BILAGA 1 finns mer detaljerad information om ekologi samt krav på livsmiljö hos fridlysta arter.</w:t>
-      </w:r>
-    </w:p>
-    <w:p>
-      <w:pPr>
-        <w:pStyle w:val="Heading1"/>
-      </w:pPr>
-      <w:r>
         <w:t>Certifiering</w:t>
       </w:r>
     </w:p>
@@ -466,7 +478,7 @@
         <w:rPr>
           <w:i/>
         </w:rPr>
-        <w:t>I det avverkningsanmälda skogsområdet har 6 naturvårdsarter varav 3 rödlistade arter sina livsmiljöer och växtplatser.</w:t>
+        <w:t>I det avverkningsanmälda skogsområdet har 7 naturvårdsarter varav 3 rödlistade arter sina livsmiljöer och växtplatser.</w:t>
       </w:r>
     </w:p>
     <w:p>
@@ -877,7 +889,7 @@
 </file>
 
 <file path=word/endnotes.xml><?xml version="1.0" encoding="utf-8"?>
-<w:endnotes xmlns:wpc="http://schemas.microsoft.com/office/word/2010/wordprocessingCanvas" xmlns:cx="http://schemas.microsoft.com/office/drawing/2014/chartex" xmlns:cx1="http://schemas.microsoft.com/office/drawing/2015/9/8/chartex" xmlns:cx2="http://schemas.microsoft.com/office/drawing/2015/10/21/chartex" xmlns:cx3="http://schemas.microsoft.com/office/drawing/2016/5/9/chartex" xmlns:cx4="http://schemas.microsoft.com/office/drawing/2016/5/10/chartex" xmlns:cx5="http://schemas.microsoft.com/office/drawing/2016/5/11/chartex" xmlns:cx6="http://schemas.microsoft.com/office/drawing/2016/5/12/chartex" xmlns:cx7="http://schemas.microsoft.com/office/drawing/2016/5/13/chartex" xmlns:cx8="http://schemas.microsoft.com/office/drawing/2016/5/14/chartex" xmlns:mc="http://schemas.openxmlformats.org/markup-compatibility/2006" xmlns:aink="http://schemas.microsoft.com/office/drawing/2016/ink" xmlns:am3d="http://schemas.microsoft.com/office/drawing/2017/model3d" xmlns:o="urn:schemas-microsoft-com:office:office" xmlns:oel="http://schemas.microsoft.com/office/2019/extlst" xmlns:r="http://schemas.openxmlformats.org/officeDocument/2006/relationships" xmlns:m="http://schemas.openxmlformats.org/officeDocument/2006/math" xmlns:v="urn:schemas-microsoft-com:vml" xmlns:wp14="http://schemas.microsoft.com/office/word/2010/wordprocessingDrawing" xmlns:wp="http://schemas.openxmlformats.org/drawingml/2006/wordprocessingDrawing" xmlns:w10="urn:schemas-microsoft-com:office:word" xmlns:w="http://schemas.openxmlformats.org/wordprocessingml/2006/main" xmlns:w14="http://schemas.microsoft.com/office/word/2010/wordml" xmlns:w15="http://schemas.microsoft.com/office/word/2012/wordml" xmlns:w16cex="http://schemas.microsoft.com/office/word/2018/wordml/cex" xmlns:w16cid="http://schemas.microsoft.com/office/word/2016/wordml/cid" xmlns:w16="http://schemas.microsoft.com/office/word/2018/wordml" xmlns:w16sdtdh="http://schemas.microsoft.com/office/word/2020/wordml/sdtdatahash" xmlns:w16se="http://schemas.microsoft.com/office/word/2015/wordml/symex" xmlns:wpg="http://schemas.microsoft.com/office/word/2010/wordprocessingGroup" xmlns:wpi="http://schemas.microsoft.com/office/word/2010/wordprocessingInk" xmlns:wne="http://schemas.microsoft.com/office/word/2006/wordml" xmlns:wps="http://schemas.microsoft.com/office/word/2010/wordprocessingShape" mc:Ignorable="w14 w15 w16se w16cid w16 w16cex w16sdtdh wp14">
+<w:endnotes xmlns:wpc="http://schemas.microsoft.com/office/word/2010/wordprocessingCanvas" xmlns:cx="http://schemas.microsoft.com/office/drawing/2014/chartex" xmlns:cx1="http://schemas.microsoft.com/office/drawing/2015/9/8/chartex" xmlns:cx2="http://schemas.microsoft.com/office/drawing/2015/10/21/chartex" xmlns:cx3="http://schemas.microsoft.com/office/drawing/2016/5/9/chartex" xmlns:cx4="http://schemas.microsoft.com/office/drawing/2016/5/10/chartex" xmlns:cx5="http://schemas.microsoft.com/office/drawing/2016/5/11/chartex" xmlns:cx6="http://schemas.microsoft.com/office/drawing/2016/5/12/chartex" xmlns:cx7="http://schemas.microsoft.com/office/drawing/2016/5/13/chartex" xmlns:cx8="http://schemas.microsoft.com/office/drawing/2016/5/14/chartex" xmlns:mc="http://schemas.openxmlformats.org/markup-compatibility/2006" xmlns:aink="http://schemas.microsoft.com/office/drawing/2016/ink" xmlns:am3d="http://schemas.microsoft.com/office/drawing/2017/model3d" xmlns:o="urn:schemas-microsoft-com:office:office" xmlns:oel="http://schemas.microsoft.com/office/2019/extlst" xmlns:r="http://schemas.openxmlformats.org/officeDocument/2006/relationships" xmlns:m="http://schemas.openxmlformats.org/officeDocument/2006/math" xmlns:v="urn:schemas-microsoft-com:vml" xmlns:wp14="http://schemas.microsoft.com/office/word/2010/wordprocessingDrawing" xmlns:wp="http://schemas.openxmlformats.org/drawingml/2006/wordprocessingDrawing" xmlns:w10="urn:schemas-microsoft-com:office:word" xmlns:w="http://schemas.openxmlformats.org/wordprocessingml/2006/main" xmlns:w14="http://schemas.microsoft.com/office/word/2010/wordml" xmlns:w15="http://schemas.microsoft.com/office/word/2012/wordml" xmlns:w16cex="http://schemas.microsoft.com/office/word/2018/wordml/cex" xmlns:w16cid="http://schemas.microsoft.com/office/word/2016/wordml/cid" xmlns:w16="http://schemas.microsoft.com/office/word/2018/wordml" xmlns:w16du="http://schemas.microsoft.com/office/word/2023/wordml/word16du" xmlns:w16sdtdh="http://schemas.microsoft.com/office/word/2020/wordml/sdtdatahash" xmlns:w16sdtfl="http://schemas.microsoft.com/office/word/2024/wordml/sdtformatlock" xmlns:w16se="http://schemas.microsoft.com/office/word/2015/wordml/symex" xmlns:wpg="http://schemas.microsoft.com/office/word/2010/wordprocessingGroup" xmlns:wpi="http://schemas.microsoft.com/office/word/2010/wordprocessingInk" xmlns:wne="http://schemas.microsoft.com/office/word/2006/wordml" xmlns:wps="http://schemas.microsoft.com/office/word/2010/wordprocessingShape" mc:Ignorable="w14 w15 w16se w16cid w16 w16cex w16sdtdh w16sdtfl w16du wp14">
   <w:endnote w:type="separator" w:id="-1">
     <w:p>
       <w:pPr>
@@ -902,7 +914,7 @@
 </file>
 
 <file path=word/footer1.xml><?xml version="1.0" encoding="utf-8"?>
-<w:ftr xmlns:wpc="http://schemas.microsoft.com/office/word/2010/wordprocessingCanvas" xmlns:cx="http://schemas.microsoft.com/office/drawing/2014/chartex" xmlns:cx1="http://schemas.microsoft.com/office/drawing/2015/9/8/chartex" xmlns:cx2="http://schemas.microsoft.com/office/drawing/2015/10/21/chartex" xmlns:cx3="http://schemas.microsoft.com/office/drawing/2016/5/9/chartex" xmlns:cx4="http://schemas.microsoft.com/office/drawing/2016/5/10/chartex" xmlns:cx5="http://schemas.microsoft.com/office/drawing/2016/5/11/chartex" xmlns:cx6="http://schemas.microsoft.com/office/drawing/2016/5/12/chartex" xmlns:cx7="http://schemas.microsoft.com/office/drawing/2016/5/13/chartex" xmlns:cx8="http://schemas.microsoft.com/office/drawing/2016/5/14/chartex" xmlns:mc="http://schemas.openxmlformats.org/markup-compatibility/2006" xmlns:aink="http://schemas.microsoft.com/office/drawing/2016/ink" xmlns:am3d="http://schemas.microsoft.com/office/drawing/2017/model3d" xmlns:o="urn:schemas-microsoft-com:office:office" xmlns:oel="http://schemas.microsoft.com/office/2019/extlst" xmlns:r="http://schemas.openxmlformats.org/officeDocument/2006/relationships" xmlns:m="http://schemas.openxmlformats.org/officeDocument/2006/math" xmlns:v="urn:schemas-microsoft-com:vml" xmlns:wp14="http://schemas.microsoft.com/office/word/2010/wordprocessingDrawing" xmlns:wp="http://schemas.openxmlformats.org/drawingml/2006/wordprocessingDrawing" xmlns:w10="urn:schemas-microsoft-com:office:word" xmlns:w="http://schemas.openxmlformats.org/wordprocessingml/2006/main" xmlns:w14="http://schemas.microsoft.com/office/word/2010/wordml" xmlns:w15="http://schemas.microsoft.com/office/word/2012/wordml" xmlns:w16cex="http://schemas.microsoft.com/office/word/2018/wordml/cex" xmlns:w16cid="http://schemas.microsoft.com/office/word/2016/wordml/cid" xmlns:w16="http://schemas.microsoft.com/office/word/2018/wordml" xmlns:w16sdtdh="http://schemas.microsoft.com/office/word/2020/wordml/sdtdatahash" xmlns:w16se="http://schemas.microsoft.com/office/word/2015/wordml/symex" xmlns:wpg="http://schemas.microsoft.com/office/word/2010/wordprocessingGroup" xmlns:wpi="http://schemas.microsoft.com/office/word/2010/wordprocessingInk" xmlns:wne="http://schemas.microsoft.com/office/word/2006/wordml" xmlns:wps="http://schemas.microsoft.com/office/word/2010/wordprocessingShape" mc:Ignorable="w14 w15 w16se w16cid w16 w16cex w16sdtdh wp14">
+<w:ftr xmlns:wpc="http://schemas.microsoft.com/office/word/2010/wordprocessingCanvas" xmlns:cx="http://schemas.microsoft.com/office/drawing/2014/chartex" xmlns:cx1="http://schemas.microsoft.com/office/drawing/2015/9/8/chartex" xmlns:cx2="http://schemas.microsoft.com/office/drawing/2015/10/21/chartex" xmlns:cx3="http://schemas.microsoft.com/office/drawing/2016/5/9/chartex" xmlns:cx4="http://schemas.microsoft.com/office/drawing/2016/5/10/chartex" xmlns:cx5="http://schemas.microsoft.com/office/drawing/2016/5/11/chartex" xmlns:cx6="http://schemas.microsoft.com/office/drawing/2016/5/12/chartex" xmlns:cx7="http://schemas.microsoft.com/office/drawing/2016/5/13/chartex" xmlns:cx8="http://schemas.microsoft.com/office/drawing/2016/5/14/chartex" xmlns:mc="http://schemas.openxmlformats.org/markup-compatibility/2006" xmlns:aink="http://schemas.microsoft.com/office/drawing/2016/ink" xmlns:am3d="http://schemas.microsoft.com/office/drawing/2017/model3d" xmlns:o="urn:schemas-microsoft-com:office:office" xmlns:oel="http://schemas.microsoft.com/office/2019/extlst" xmlns:r="http://schemas.openxmlformats.org/officeDocument/2006/relationships" xmlns:m="http://schemas.openxmlformats.org/officeDocument/2006/math" xmlns:v="urn:schemas-microsoft-com:vml" xmlns:wp14="http://schemas.microsoft.com/office/word/2010/wordprocessingDrawing" xmlns:wp="http://schemas.openxmlformats.org/drawingml/2006/wordprocessingDrawing" xmlns:w10="urn:schemas-microsoft-com:office:word" xmlns:w="http://schemas.openxmlformats.org/wordprocessingml/2006/main" xmlns:w14="http://schemas.microsoft.com/office/word/2010/wordml" xmlns:w15="http://schemas.microsoft.com/office/word/2012/wordml" xmlns:w16cex="http://schemas.microsoft.com/office/word/2018/wordml/cex" xmlns:w16cid="http://schemas.microsoft.com/office/word/2016/wordml/cid" xmlns:w16="http://schemas.microsoft.com/office/word/2018/wordml" xmlns:w16du="http://schemas.microsoft.com/office/word/2023/wordml/word16du" xmlns:w16sdtdh="http://schemas.microsoft.com/office/word/2020/wordml/sdtdatahash" xmlns:w16sdtfl="http://schemas.microsoft.com/office/word/2024/wordml/sdtformatlock" xmlns:w16se="http://schemas.microsoft.com/office/word/2015/wordml/symex" xmlns:wpg="http://schemas.microsoft.com/office/word/2010/wordprocessingGroup" xmlns:wpi="http://schemas.microsoft.com/office/word/2010/wordprocessingInk" xmlns:wne="http://schemas.microsoft.com/office/word/2006/wordml" xmlns:wps="http://schemas.microsoft.com/office/word/2010/wordprocessingShape" mc:Ignorable="w14 w15 w16se w16cid w16 w16cex w16sdtdh w16sdtfl w16du wp14">
   <w:p>
     <w:pPr>
       <w:pStyle w:val="Footer"/>
@@ -912,7 +924,7 @@
 </file>
 
 <file path=word/footer2.xml><?xml version="1.0" encoding="utf-8"?>
-<w:ftr xmlns:wpc="http://schemas.microsoft.com/office/word/2010/wordprocessingCanvas" xmlns:cx="http://schemas.microsoft.com/office/drawing/2014/chartex" xmlns:cx1="http://schemas.microsoft.com/office/drawing/2015/9/8/chartex" xmlns:cx2="http://schemas.microsoft.com/office/drawing/2015/10/21/chartex" xmlns:cx3="http://schemas.microsoft.com/office/drawing/2016/5/9/chartex" xmlns:cx4="http://schemas.microsoft.com/office/drawing/2016/5/10/chartex" xmlns:cx5="http://schemas.microsoft.com/office/drawing/2016/5/11/chartex" xmlns:cx6="http://schemas.microsoft.com/office/drawing/2016/5/12/chartex" xmlns:cx7="http://schemas.microsoft.com/office/drawing/2016/5/13/chartex" xmlns:cx8="http://schemas.microsoft.com/office/drawing/2016/5/14/chartex" xmlns:mc="http://schemas.openxmlformats.org/markup-compatibility/2006" xmlns:aink="http://schemas.microsoft.com/office/drawing/2016/ink" xmlns:am3d="http://schemas.microsoft.com/office/drawing/2017/model3d" xmlns:o="urn:schemas-microsoft-com:office:office" xmlns:oel="http://schemas.microsoft.com/office/2019/extlst" xmlns:r="http://schemas.openxmlformats.org/officeDocument/2006/relationships" xmlns:m="http://schemas.openxmlformats.org/officeDocument/2006/math" xmlns:v="urn:schemas-microsoft-com:vml" xmlns:wp14="http://schemas.microsoft.com/office/word/2010/wordprocessingDrawing" xmlns:wp="http://schemas.openxmlformats.org/drawingml/2006/wordprocessingDrawing" xmlns:w10="urn:schemas-microsoft-com:office:word" xmlns:w="http://schemas.openxmlformats.org/wordprocessingml/2006/main" xmlns:w14="http://schemas.microsoft.com/office/word/2010/wordml" xmlns:w15="http://schemas.microsoft.com/office/word/2012/wordml" xmlns:w16cex="http://schemas.microsoft.com/office/word/2018/wordml/cex" xmlns:w16cid="http://schemas.microsoft.com/office/word/2016/wordml/cid" xmlns:w16="http://schemas.microsoft.com/office/word/2018/wordml" xmlns:w16sdtdh="http://schemas.microsoft.com/office/word/2020/wordml/sdtdatahash" xmlns:w16se="http://schemas.microsoft.com/office/word/2015/wordml/symex" xmlns:wpg="http://schemas.microsoft.com/office/word/2010/wordprocessingGroup" xmlns:wpi="http://schemas.microsoft.com/office/word/2010/wordprocessingInk" xmlns:wne="http://schemas.microsoft.com/office/word/2006/wordml" xmlns:wps="http://schemas.microsoft.com/office/word/2010/wordprocessingShape" mc:Ignorable="w14 w15 w16se w16cid w16 w16cex w16sdtdh wp14">
+<w:ftr xmlns:wpc="http://schemas.microsoft.com/office/word/2010/wordprocessingCanvas" xmlns:cx="http://schemas.microsoft.com/office/drawing/2014/chartex" xmlns:cx1="http://schemas.microsoft.com/office/drawing/2015/9/8/chartex" xmlns:cx2="http://schemas.microsoft.com/office/drawing/2015/10/21/chartex" xmlns:cx3="http://schemas.microsoft.com/office/drawing/2016/5/9/chartex" xmlns:cx4="http://schemas.microsoft.com/office/drawing/2016/5/10/chartex" xmlns:cx5="http://schemas.microsoft.com/office/drawing/2016/5/11/chartex" xmlns:cx6="http://schemas.microsoft.com/office/drawing/2016/5/12/chartex" xmlns:cx7="http://schemas.microsoft.com/office/drawing/2016/5/13/chartex" xmlns:cx8="http://schemas.microsoft.com/office/drawing/2016/5/14/chartex" xmlns:mc="http://schemas.openxmlformats.org/markup-compatibility/2006" xmlns:aink="http://schemas.microsoft.com/office/drawing/2016/ink" xmlns:am3d="http://schemas.microsoft.com/office/drawing/2017/model3d" xmlns:o="urn:schemas-microsoft-com:office:office" xmlns:oel="http://schemas.microsoft.com/office/2019/extlst" xmlns:r="http://schemas.openxmlformats.org/officeDocument/2006/relationships" xmlns:m="http://schemas.openxmlformats.org/officeDocument/2006/math" xmlns:v="urn:schemas-microsoft-com:vml" xmlns:wp14="http://schemas.microsoft.com/office/word/2010/wordprocessingDrawing" xmlns:wp="http://schemas.openxmlformats.org/drawingml/2006/wordprocessingDrawing" xmlns:w10="urn:schemas-microsoft-com:office:word" xmlns:w="http://schemas.openxmlformats.org/wordprocessingml/2006/main" xmlns:w14="http://schemas.microsoft.com/office/word/2010/wordml" xmlns:w15="http://schemas.microsoft.com/office/word/2012/wordml" xmlns:w16cex="http://schemas.microsoft.com/office/word/2018/wordml/cex" xmlns:w16cid="http://schemas.microsoft.com/office/word/2016/wordml/cid" xmlns:w16="http://schemas.microsoft.com/office/word/2018/wordml" xmlns:w16du="http://schemas.microsoft.com/office/word/2023/wordml/word16du" xmlns:w16sdtdh="http://schemas.microsoft.com/office/word/2020/wordml/sdtdatahash" xmlns:w16sdtfl="http://schemas.microsoft.com/office/word/2024/wordml/sdtformatlock" xmlns:w16se="http://schemas.microsoft.com/office/word/2015/wordml/symex" xmlns:wpg="http://schemas.microsoft.com/office/word/2010/wordprocessingGroup" xmlns:wpi="http://schemas.microsoft.com/office/word/2010/wordprocessingInk" xmlns:wne="http://schemas.microsoft.com/office/word/2006/wordml" xmlns:wps="http://schemas.microsoft.com/office/word/2010/wordprocessingShape" mc:Ignorable="w14 w15 w16se w16cid w16 w16cex w16sdtdh w16sdtfl w16du wp14">
   <w:p>
     <w:pPr>
       <w:pStyle w:val="Footer"/>
@@ -922,7 +934,7 @@
 </file>
 
 <file path=word/footer3.xml><?xml version="1.0" encoding="utf-8"?>
-<w:ftr xmlns:wpc="http://schemas.microsoft.com/office/word/2010/wordprocessingCanvas" xmlns:cx="http://schemas.microsoft.com/office/drawing/2014/chartex" xmlns:cx1="http://schemas.microsoft.com/office/drawing/2015/9/8/chartex" xmlns:cx2="http://schemas.microsoft.com/office/drawing/2015/10/21/chartex" xmlns:cx3="http://schemas.microsoft.com/office/drawing/2016/5/9/chartex" xmlns:cx4="http://schemas.microsoft.com/office/drawing/2016/5/10/chartex" xmlns:cx5="http://schemas.microsoft.com/office/drawing/2016/5/11/chartex" xmlns:cx6="http://schemas.microsoft.com/office/drawing/2016/5/12/chartex" xmlns:cx7="http://schemas.microsoft.com/office/drawing/2016/5/13/chartex" xmlns:cx8="http://schemas.microsoft.com/office/drawing/2016/5/14/chartex" xmlns:mc="http://schemas.openxmlformats.org/markup-compatibility/2006" xmlns:aink="http://schemas.microsoft.com/office/drawing/2016/ink" xmlns:am3d="http://schemas.microsoft.com/office/drawing/2017/model3d" xmlns:o="urn:schemas-microsoft-com:office:office" xmlns:oel="http://schemas.microsoft.com/office/2019/extlst" xmlns:r="http://schemas.openxmlformats.org/officeDocument/2006/relationships" xmlns:m="http://schemas.openxmlformats.org/officeDocument/2006/math" xmlns:v="urn:schemas-microsoft-com:vml" xmlns:wp14="http://schemas.microsoft.com/office/word/2010/wordprocessingDrawing" xmlns:wp="http://schemas.openxmlformats.org/drawingml/2006/wordprocessingDrawing" xmlns:w10="urn:schemas-microsoft-com:office:word" xmlns:w="http://schemas.openxmlformats.org/wordprocessingml/2006/main" xmlns:w14="http://schemas.microsoft.com/office/word/2010/wordml" xmlns:w15="http://schemas.microsoft.com/office/word/2012/wordml" xmlns:w16cex="http://schemas.microsoft.com/office/word/2018/wordml/cex" xmlns:w16cid="http://schemas.microsoft.com/office/word/2016/wordml/cid" xmlns:w16="http://schemas.microsoft.com/office/word/2018/wordml" xmlns:w16sdtdh="http://schemas.microsoft.com/office/word/2020/wordml/sdtdatahash" xmlns:w16se="http://schemas.microsoft.com/office/word/2015/wordml/symex" xmlns:wpg="http://schemas.microsoft.com/office/word/2010/wordprocessingGroup" xmlns:wpi="http://schemas.microsoft.com/office/word/2010/wordprocessingInk" xmlns:wne="http://schemas.microsoft.com/office/word/2006/wordml" xmlns:wps="http://schemas.microsoft.com/office/word/2010/wordprocessingShape" mc:Ignorable="w14 w15 w16se w16cid w16 w16cex w16sdtdh wp14">
+<w:ftr xmlns:wpc="http://schemas.microsoft.com/office/word/2010/wordprocessingCanvas" xmlns:cx="http://schemas.microsoft.com/office/drawing/2014/chartex" xmlns:cx1="http://schemas.microsoft.com/office/drawing/2015/9/8/chartex" xmlns:cx2="http://schemas.microsoft.com/office/drawing/2015/10/21/chartex" xmlns:cx3="http://schemas.microsoft.com/office/drawing/2016/5/9/chartex" xmlns:cx4="http://schemas.microsoft.com/office/drawing/2016/5/10/chartex" xmlns:cx5="http://schemas.microsoft.com/office/drawing/2016/5/11/chartex" xmlns:cx6="http://schemas.microsoft.com/office/drawing/2016/5/12/chartex" xmlns:cx7="http://schemas.microsoft.com/office/drawing/2016/5/13/chartex" xmlns:cx8="http://schemas.microsoft.com/office/drawing/2016/5/14/chartex" xmlns:mc="http://schemas.openxmlformats.org/markup-compatibility/2006" xmlns:aink="http://schemas.microsoft.com/office/drawing/2016/ink" xmlns:am3d="http://schemas.microsoft.com/office/drawing/2017/model3d" xmlns:o="urn:schemas-microsoft-com:office:office" xmlns:oel="http://schemas.microsoft.com/office/2019/extlst" xmlns:r="http://schemas.openxmlformats.org/officeDocument/2006/relationships" xmlns:m="http://schemas.openxmlformats.org/officeDocument/2006/math" xmlns:v="urn:schemas-microsoft-com:vml" xmlns:wp14="http://schemas.microsoft.com/office/word/2010/wordprocessingDrawing" xmlns:wp="http://schemas.openxmlformats.org/drawingml/2006/wordprocessingDrawing" xmlns:w10="urn:schemas-microsoft-com:office:word" xmlns:w="http://schemas.openxmlformats.org/wordprocessingml/2006/main" xmlns:w14="http://schemas.microsoft.com/office/word/2010/wordml" xmlns:w15="http://schemas.microsoft.com/office/word/2012/wordml" xmlns:w16cex="http://schemas.microsoft.com/office/word/2018/wordml/cex" xmlns:w16cid="http://schemas.microsoft.com/office/word/2016/wordml/cid" xmlns:w16="http://schemas.microsoft.com/office/word/2018/wordml" xmlns:w16du="http://schemas.microsoft.com/office/word/2023/wordml/word16du" xmlns:w16sdtdh="http://schemas.microsoft.com/office/word/2020/wordml/sdtdatahash" xmlns:w16sdtfl="http://schemas.microsoft.com/office/word/2024/wordml/sdtformatlock" xmlns:w16se="http://schemas.microsoft.com/office/word/2015/wordml/symex" xmlns:wpg="http://schemas.microsoft.com/office/word/2010/wordprocessingGroup" xmlns:wpi="http://schemas.microsoft.com/office/word/2010/wordprocessingInk" xmlns:wne="http://schemas.microsoft.com/office/word/2006/wordml" xmlns:wps="http://schemas.microsoft.com/office/word/2010/wordprocessingShape" mc:Ignorable="w14 w15 w16se w16cid w16 w16cex w16sdtdh w16sdtfl w16du wp14">
   <w:p>
     <w:pPr>
       <w:pStyle w:val="Footer"/>
@@ -932,7 +944,7 @@
 </file>
 
 <file path=word/footnotes.xml><?xml version="1.0" encoding="utf-8"?>
-<w:footnotes xmlns:wpc="http://schemas.microsoft.com/office/word/2010/wordprocessingCanvas" xmlns:cx="http://schemas.microsoft.com/office/drawing/2014/chartex" xmlns:cx1="http://schemas.microsoft.com/office/drawing/2015/9/8/chartex" xmlns:cx2="http://schemas.microsoft.com/office/drawing/2015/10/21/chartex" xmlns:cx3="http://schemas.microsoft.com/office/drawing/2016/5/9/chartex" xmlns:cx4="http://schemas.microsoft.com/office/drawing/2016/5/10/chartex" xmlns:cx5="http://schemas.microsoft.com/office/drawing/2016/5/11/chartex" xmlns:cx6="http://schemas.microsoft.com/office/drawing/2016/5/12/chartex" xmlns:cx7="http://schemas.microsoft.com/office/drawing/2016/5/13/chartex" xmlns:cx8="http://schemas.microsoft.com/office/drawing/2016/5/14/chartex" xmlns:mc="http://schemas.openxmlformats.org/markup-compatibility/2006" xmlns:aink="http://schemas.microsoft.com/office/drawing/2016/ink" xmlns:am3d="http://schemas.microsoft.com/office/drawing/2017/model3d" xmlns:o="urn:schemas-microsoft-com:office:office" xmlns:oel="http://schemas.microsoft.com/office/2019/extlst" xmlns:r="http://schemas.openxmlformats.org/officeDocument/2006/relationships" xmlns:m="http://schemas.openxmlformats.org/officeDocument/2006/math" xmlns:v="urn:schemas-microsoft-com:vml" xmlns:wp14="http://schemas.microsoft.com/office/word/2010/wordprocessingDrawing" xmlns:wp="http://schemas.openxmlformats.org/drawingml/2006/wordprocessingDrawing" xmlns:w10="urn:schemas-microsoft-com:office:word" xmlns:w="http://schemas.openxmlformats.org/wordprocessingml/2006/main" xmlns:w14="http://schemas.microsoft.com/office/word/2010/wordml" xmlns:w15="http://schemas.microsoft.com/office/word/2012/wordml" xmlns:w16cex="http://schemas.microsoft.com/office/word/2018/wordml/cex" xmlns:w16cid="http://schemas.microsoft.com/office/word/2016/wordml/cid" xmlns:w16="http://schemas.microsoft.com/office/word/2018/wordml" xmlns:w16sdtdh="http://schemas.microsoft.com/office/word/2020/wordml/sdtdatahash" xmlns:w16se="http://schemas.microsoft.com/office/word/2015/wordml/symex" xmlns:wpg="http://schemas.microsoft.com/office/word/2010/wordprocessingGroup" xmlns:wpi="http://schemas.microsoft.com/office/word/2010/wordprocessingInk" xmlns:wne="http://schemas.microsoft.com/office/word/2006/wordml" xmlns:wps="http://schemas.microsoft.com/office/word/2010/wordprocessingShape" mc:Ignorable="w14 w15 w16se w16cid w16 w16cex w16sdtdh wp14">
+<w:footnotes xmlns:wpc="http://schemas.microsoft.com/office/word/2010/wordprocessingCanvas" xmlns:cx="http://schemas.microsoft.com/office/drawing/2014/chartex" xmlns:cx1="http://schemas.microsoft.com/office/drawing/2015/9/8/chartex" xmlns:cx2="http://schemas.microsoft.com/office/drawing/2015/10/21/chartex" xmlns:cx3="http://schemas.microsoft.com/office/drawing/2016/5/9/chartex" xmlns:cx4="http://schemas.microsoft.com/office/drawing/2016/5/10/chartex" xmlns:cx5="http://schemas.microsoft.com/office/drawing/2016/5/11/chartex" xmlns:cx6="http://schemas.microsoft.com/office/drawing/2016/5/12/chartex" xmlns:cx7="http://schemas.microsoft.com/office/drawing/2016/5/13/chartex" xmlns:cx8="http://schemas.microsoft.com/office/drawing/2016/5/14/chartex" xmlns:mc="http://schemas.openxmlformats.org/markup-compatibility/2006" xmlns:aink="http://schemas.microsoft.com/office/drawing/2016/ink" xmlns:am3d="http://schemas.microsoft.com/office/drawing/2017/model3d" xmlns:o="urn:schemas-microsoft-com:office:office" xmlns:oel="http://schemas.microsoft.com/office/2019/extlst" xmlns:r="http://schemas.openxmlformats.org/officeDocument/2006/relationships" xmlns:m="http://schemas.openxmlformats.org/officeDocument/2006/math" xmlns:v="urn:schemas-microsoft-com:vml" xmlns:wp14="http://schemas.microsoft.com/office/word/2010/wordprocessingDrawing" xmlns:wp="http://schemas.openxmlformats.org/drawingml/2006/wordprocessingDrawing" xmlns:w10="urn:schemas-microsoft-com:office:word" xmlns:w="http://schemas.openxmlformats.org/wordprocessingml/2006/main" xmlns:w14="http://schemas.microsoft.com/office/word/2010/wordml" xmlns:w15="http://schemas.microsoft.com/office/word/2012/wordml" xmlns:w16cex="http://schemas.microsoft.com/office/word/2018/wordml/cex" xmlns:w16cid="http://schemas.microsoft.com/office/word/2016/wordml/cid" xmlns:w16="http://schemas.microsoft.com/office/word/2018/wordml" xmlns:w16du="http://schemas.microsoft.com/office/word/2023/wordml/word16du" xmlns:w16sdtdh="http://schemas.microsoft.com/office/word/2020/wordml/sdtdatahash" xmlns:w16sdtfl="http://schemas.microsoft.com/office/word/2024/wordml/sdtformatlock" xmlns:w16se="http://schemas.microsoft.com/office/word/2015/wordml/symex" xmlns:wpg="http://schemas.microsoft.com/office/word/2010/wordprocessingGroup" xmlns:wpi="http://schemas.microsoft.com/office/word/2010/wordprocessingInk" xmlns:wne="http://schemas.microsoft.com/office/word/2006/wordml" xmlns:wps="http://schemas.microsoft.com/office/word/2010/wordprocessingShape" mc:Ignorable="w14 w15 w16se w16cid w16 w16cex w16sdtdh w16sdtfl w16du wp14">
   <w:footnote w:type="separator" w:id="-1">
     <w:p>
       <w:pPr>
@@ -957,7 +969,7 @@
 </file>
 
 <file path=word/header1.xml><?xml version="1.0" encoding="utf-8"?>
-<w:hdr xmlns:wpc="http://schemas.microsoft.com/office/word/2010/wordprocessingCanvas" xmlns:cx="http://schemas.microsoft.com/office/drawing/2014/chartex" xmlns:cx1="http://schemas.microsoft.com/office/drawing/2015/9/8/chartex" xmlns:cx2="http://schemas.microsoft.com/office/drawing/2015/10/21/chartex" xmlns:cx3="http://schemas.microsoft.com/office/drawing/2016/5/9/chartex" xmlns:cx4="http://schemas.microsoft.com/office/drawing/2016/5/10/chartex" xmlns:cx5="http://schemas.microsoft.com/office/drawing/2016/5/11/chartex" xmlns:cx6="http://schemas.microsoft.com/office/drawing/2016/5/12/chartex" xmlns:cx7="http://schemas.microsoft.com/office/drawing/2016/5/13/chartex" xmlns:cx8="http://schemas.microsoft.com/office/drawing/2016/5/14/chartex" xmlns:mc="http://schemas.openxmlformats.org/markup-compatibility/2006" xmlns:aink="http://schemas.microsoft.com/office/drawing/2016/ink" xmlns:am3d="http://schemas.microsoft.com/office/drawing/2017/model3d" xmlns:o="urn:schemas-microsoft-com:office:office" xmlns:oel="http://schemas.microsoft.com/office/2019/extlst" xmlns:r="http://schemas.openxmlformats.org/officeDocument/2006/relationships" xmlns:m="http://schemas.openxmlformats.org/officeDocument/2006/math" xmlns:v="urn:schemas-microsoft-com:vml" xmlns:wp14="http://schemas.microsoft.com/office/word/2010/wordprocessingDrawing" xmlns:wp="http://schemas.openxmlformats.org/drawingml/2006/wordprocessingDrawing" xmlns:w10="urn:schemas-microsoft-com:office:word" xmlns:w="http://schemas.openxmlformats.org/wordprocessingml/2006/main" xmlns:w14="http://schemas.microsoft.com/office/word/2010/wordml" xmlns:w15="http://schemas.microsoft.com/office/word/2012/wordml" xmlns:w16cex="http://schemas.microsoft.com/office/word/2018/wordml/cex" xmlns:w16cid="http://schemas.microsoft.com/office/word/2016/wordml/cid" xmlns:w16="http://schemas.microsoft.com/office/word/2018/wordml" xmlns:w16sdtdh="http://schemas.microsoft.com/office/word/2020/wordml/sdtdatahash" xmlns:w16se="http://schemas.microsoft.com/office/word/2015/wordml/symex" xmlns:wpg="http://schemas.microsoft.com/office/word/2010/wordprocessingGroup" xmlns:wpi="http://schemas.microsoft.com/office/word/2010/wordprocessingInk" xmlns:wne="http://schemas.microsoft.com/office/word/2006/wordml" xmlns:wps="http://schemas.microsoft.com/office/word/2010/wordprocessingShape" mc:Ignorable="w14 w15 w16se w16cid w16 w16cex w16sdtdh wp14">
+<w:hdr xmlns:wpc="http://schemas.microsoft.com/office/word/2010/wordprocessingCanvas" xmlns:cx="http://schemas.microsoft.com/office/drawing/2014/chartex" xmlns:cx1="http://schemas.microsoft.com/office/drawing/2015/9/8/chartex" xmlns:cx2="http://schemas.microsoft.com/office/drawing/2015/10/21/chartex" xmlns:cx3="http://schemas.microsoft.com/office/drawing/2016/5/9/chartex" xmlns:cx4="http://schemas.microsoft.com/office/drawing/2016/5/10/chartex" xmlns:cx5="http://schemas.microsoft.com/office/drawing/2016/5/11/chartex" xmlns:cx6="http://schemas.microsoft.com/office/drawing/2016/5/12/chartex" xmlns:cx7="http://schemas.microsoft.com/office/drawing/2016/5/13/chartex" xmlns:cx8="http://schemas.microsoft.com/office/drawing/2016/5/14/chartex" xmlns:mc="http://schemas.openxmlformats.org/markup-compatibility/2006" xmlns:aink="http://schemas.microsoft.com/office/drawing/2016/ink" xmlns:am3d="http://schemas.microsoft.com/office/drawing/2017/model3d" xmlns:o="urn:schemas-microsoft-com:office:office" xmlns:oel="http://schemas.microsoft.com/office/2019/extlst" xmlns:r="http://schemas.openxmlformats.org/officeDocument/2006/relationships" xmlns:m="http://schemas.openxmlformats.org/officeDocument/2006/math" xmlns:v="urn:schemas-microsoft-com:vml" xmlns:wp14="http://schemas.microsoft.com/office/word/2010/wordprocessingDrawing" xmlns:wp="http://schemas.openxmlformats.org/drawingml/2006/wordprocessingDrawing" xmlns:w10="urn:schemas-microsoft-com:office:word" xmlns:w="http://schemas.openxmlformats.org/wordprocessingml/2006/main" xmlns:w14="http://schemas.microsoft.com/office/word/2010/wordml" xmlns:w15="http://schemas.microsoft.com/office/word/2012/wordml" xmlns:w16cex="http://schemas.microsoft.com/office/word/2018/wordml/cex" xmlns:w16cid="http://schemas.microsoft.com/office/word/2016/wordml/cid" xmlns:w16="http://schemas.microsoft.com/office/word/2018/wordml" xmlns:w16du="http://schemas.microsoft.com/office/word/2023/wordml/word16du" xmlns:w16sdtdh="http://schemas.microsoft.com/office/word/2020/wordml/sdtdatahash" xmlns:w16sdtfl="http://schemas.microsoft.com/office/word/2024/wordml/sdtformatlock" xmlns:w16se="http://schemas.microsoft.com/office/word/2015/wordml/symex" xmlns:wpg="http://schemas.microsoft.com/office/word/2010/wordprocessingGroup" xmlns:wpi="http://schemas.microsoft.com/office/word/2010/wordprocessingInk" xmlns:wne="http://schemas.microsoft.com/office/word/2006/wordml" xmlns:wps="http://schemas.microsoft.com/office/word/2010/wordprocessingShape" mc:Ignorable="w14 w15 w16se w16cid w16 w16cex w16sdtdh w16sdtfl w16du wp14">
   <w:p>
     <w:pPr>
       <w:pStyle w:val="Header"/>
@@ -967,7 +979,7 @@
 </file>
 
 <file path=word/header2.xml><?xml version="1.0" encoding="utf-8"?>
-<w:hdr xmlns:wpc="http://schemas.microsoft.com/office/word/2010/wordprocessingCanvas" xmlns:cx="http://schemas.microsoft.com/office/drawing/2014/chartex" xmlns:cx1="http://schemas.microsoft.com/office/drawing/2015/9/8/chartex" xmlns:cx2="http://schemas.microsoft.com/office/drawing/2015/10/21/chartex" xmlns:cx3="http://schemas.microsoft.com/office/drawing/2016/5/9/chartex" xmlns:cx4="http://schemas.microsoft.com/office/drawing/2016/5/10/chartex" xmlns:cx5="http://schemas.microsoft.com/office/drawing/2016/5/11/chartex" xmlns:cx6="http://schemas.microsoft.com/office/drawing/2016/5/12/chartex" xmlns:cx7="http://schemas.microsoft.com/office/drawing/2016/5/13/chartex" xmlns:cx8="http://schemas.microsoft.com/office/drawing/2016/5/14/chartex" xmlns:mc="http://schemas.openxmlformats.org/markup-compatibility/2006" xmlns:aink="http://schemas.microsoft.com/office/drawing/2016/ink" xmlns:am3d="http://schemas.microsoft.com/office/drawing/2017/model3d" xmlns:o="urn:schemas-microsoft-com:office:office" xmlns:oel="http://schemas.microsoft.com/office/2019/extlst" xmlns:r="http://schemas.openxmlformats.org/officeDocument/2006/relationships" xmlns:m="http://schemas.openxmlformats.org/officeDocument/2006/math" xmlns:v="urn:schemas-microsoft-com:vml" xmlns:wp14="http://schemas.microsoft.com/office/word/2010/wordprocessingDrawing" xmlns:wp="http://schemas.openxmlformats.org/drawingml/2006/wordprocessingDrawing" xmlns:w10="urn:schemas-microsoft-com:office:word" xmlns:w="http://schemas.openxmlformats.org/wordprocessingml/2006/main" xmlns:w14="http://schemas.microsoft.com/office/word/2010/wordml" xmlns:w15="http://schemas.microsoft.com/office/word/2012/wordml" xmlns:w16cex="http://schemas.microsoft.com/office/word/2018/wordml/cex" xmlns:w16cid="http://schemas.microsoft.com/office/word/2016/wordml/cid" xmlns:w16="http://schemas.microsoft.com/office/word/2018/wordml" xmlns:w16sdtdh="http://schemas.microsoft.com/office/word/2020/wordml/sdtdatahash" xmlns:w16se="http://schemas.microsoft.com/office/word/2015/wordml/symex" xmlns:wpg="http://schemas.microsoft.com/office/word/2010/wordprocessingGroup" xmlns:wpi="http://schemas.microsoft.com/office/word/2010/wordprocessingInk" xmlns:wne="http://schemas.microsoft.com/office/word/2006/wordml" xmlns:wps="http://schemas.microsoft.com/office/word/2010/wordprocessingShape" mc:Ignorable="w14 w15 w16se w16cid w16 w16cex w16sdtdh wp14">
+<w:hdr xmlns:wpc="http://schemas.microsoft.com/office/word/2010/wordprocessingCanvas" xmlns:cx="http://schemas.microsoft.com/office/drawing/2014/chartex" xmlns:cx1="http://schemas.microsoft.com/office/drawing/2015/9/8/chartex" xmlns:cx2="http://schemas.microsoft.com/office/drawing/2015/10/21/chartex" xmlns:cx3="http://schemas.microsoft.com/office/drawing/2016/5/9/chartex" xmlns:cx4="http://schemas.microsoft.com/office/drawing/2016/5/10/chartex" xmlns:cx5="http://schemas.microsoft.com/office/drawing/2016/5/11/chartex" xmlns:cx6="http://schemas.microsoft.com/office/drawing/2016/5/12/chartex" xmlns:cx7="http://schemas.microsoft.com/office/drawing/2016/5/13/chartex" xmlns:cx8="http://schemas.microsoft.com/office/drawing/2016/5/14/chartex" xmlns:mc="http://schemas.openxmlformats.org/markup-compatibility/2006" xmlns:aink="http://schemas.microsoft.com/office/drawing/2016/ink" xmlns:am3d="http://schemas.microsoft.com/office/drawing/2017/model3d" xmlns:o="urn:schemas-microsoft-com:office:office" xmlns:oel="http://schemas.microsoft.com/office/2019/extlst" xmlns:r="http://schemas.openxmlformats.org/officeDocument/2006/relationships" xmlns:m="http://schemas.openxmlformats.org/officeDocument/2006/math" xmlns:v="urn:schemas-microsoft-com:vml" xmlns:wp14="http://schemas.microsoft.com/office/word/2010/wordprocessingDrawing" xmlns:wp="http://schemas.openxmlformats.org/drawingml/2006/wordprocessingDrawing" xmlns:w10="urn:schemas-microsoft-com:office:word" xmlns:w="http://schemas.openxmlformats.org/wordprocessingml/2006/main" xmlns:w14="http://schemas.microsoft.com/office/word/2010/wordml" xmlns:w15="http://schemas.microsoft.com/office/word/2012/wordml" xmlns:w16cex="http://schemas.microsoft.com/office/word/2018/wordml/cex" xmlns:w16cid="http://schemas.microsoft.com/office/word/2016/wordml/cid" xmlns:w16="http://schemas.microsoft.com/office/word/2018/wordml" xmlns:w16du="http://schemas.microsoft.com/office/word/2023/wordml/word16du" xmlns:w16sdtdh="http://schemas.microsoft.com/office/word/2020/wordml/sdtdatahash" xmlns:w16sdtfl="http://schemas.microsoft.com/office/word/2024/wordml/sdtformatlock" xmlns:w16se="http://schemas.microsoft.com/office/word/2015/wordml/symex" xmlns:wpg="http://schemas.microsoft.com/office/word/2010/wordprocessingGroup" xmlns:wpi="http://schemas.microsoft.com/office/word/2010/wordprocessingInk" xmlns:wne="http://schemas.microsoft.com/office/word/2006/wordml" xmlns:wps="http://schemas.microsoft.com/office/word/2010/wordprocessingShape" mc:Ignorable="w14 w15 w16se w16cid w16 w16cex w16sdtdh w16sdtfl w16du wp14">
   <w:p>
     <w:pPr>
       <w:pStyle w:val="Header"/>
@@ -978,7 +990,7 @@
 </file>
 
 <file path=word/header3.xml><?xml version="1.0" encoding="utf-8"?>
-<w:hdr xmlns:wpc="http://schemas.microsoft.com/office/word/2010/wordprocessingCanvas" xmlns:cx="http://schemas.microsoft.com/office/drawing/2014/chartex" xmlns:cx1="http://schemas.microsoft.com/office/drawing/2015/9/8/chartex" xmlns:cx2="http://schemas.microsoft.com/office/drawing/2015/10/21/chartex" xmlns:cx3="http://schemas.microsoft.com/office/drawing/2016/5/9/chartex" xmlns:cx4="http://schemas.microsoft.com/office/drawing/2016/5/10/chartex" xmlns:cx5="http://schemas.microsoft.com/office/drawing/2016/5/11/chartex" xmlns:cx6="http://schemas.microsoft.com/office/drawing/2016/5/12/chartex" xmlns:cx7="http://schemas.microsoft.com/office/drawing/2016/5/13/chartex" xmlns:cx8="http://schemas.microsoft.com/office/drawing/2016/5/14/chartex" xmlns:mc="http://schemas.openxmlformats.org/markup-compatibility/2006" xmlns:aink="http://schemas.microsoft.com/office/drawing/2016/ink" xmlns:am3d="http://schemas.microsoft.com/office/drawing/2017/model3d" xmlns:o="urn:schemas-microsoft-com:office:office" xmlns:oel="http://schemas.microsoft.com/office/2019/extlst" xmlns:r="http://schemas.openxmlformats.org/officeDocument/2006/relationships" xmlns:m="http://schemas.openxmlformats.org/officeDocument/2006/math" xmlns:v="urn:schemas-microsoft-com:vml" xmlns:wp14="http://schemas.microsoft.com/office/word/2010/wordprocessingDrawing" xmlns:wp="http://schemas.openxmlformats.org/drawingml/2006/wordprocessingDrawing" xmlns:w10="urn:schemas-microsoft-com:office:word" xmlns:w="http://schemas.openxmlformats.org/wordprocessingml/2006/main" xmlns:w14="http://schemas.microsoft.com/office/word/2010/wordml" xmlns:w15="http://schemas.microsoft.com/office/word/2012/wordml" xmlns:w16cex="http://schemas.microsoft.com/office/word/2018/wordml/cex" xmlns:w16cid="http://schemas.microsoft.com/office/word/2016/wordml/cid" xmlns:w16="http://schemas.microsoft.com/office/word/2018/wordml" xmlns:w16sdtdh="http://schemas.microsoft.com/office/word/2020/wordml/sdtdatahash" xmlns:w16se="http://schemas.microsoft.com/office/word/2015/wordml/symex" xmlns:wpg="http://schemas.microsoft.com/office/word/2010/wordprocessingGroup" xmlns:wpi="http://schemas.microsoft.com/office/word/2010/wordprocessingInk" xmlns:wne="http://schemas.microsoft.com/office/word/2006/wordml" xmlns:wps="http://schemas.microsoft.com/office/word/2010/wordprocessingShape" mc:Ignorable="w14 w15 w16se w16cid w16 w16cex w16sdtdh wp14">
+<w:hdr xmlns:wpc="http://schemas.microsoft.com/office/word/2010/wordprocessingCanvas" xmlns:cx="http://schemas.microsoft.com/office/drawing/2014/chartex" xmlns:cx1="http://schemas.microsoft.com/office/drawing/2015/9/8/chartex" xmlns:cx2="http://schemas.microsoft.com/office/drawing/2015/10/21/chartex" xmlns:cx3="http://schemas.microsoft.com/office/drawing/2016/5/9/chartex" xmlns:cx4="http://schemas.microsoft.com/office/drawing/2016/5/10/chartex" xmlns:cx5="http://schemas.microsoft.com/office/drawing/2016/5/11/chartex" xmlns:cx6="http://schemas.microsoft.com/office/drawing/2016/5/12/chartex" xmlns:cx7="http://schemas.microsoft.com/office/drawing/2016/5/13/chartex" xmlns:cx8="http://schemas.microsoft.com/office/drawing/2016/5/14/chartex" xmlns:mc="http://schemas.openxmlformats.org/markup-compatibility/2006" xmlns:aink="http://schemas.microsoft.com/office/drawing/2016/ink" xmlns:am3d="http://schemas.microsoft.com/office/drawing/2017/model3d" xmlns:o="urn:schemas-microsoft-com:office:office" xmlns:oel="http://schemas.microsoft.com/office/2019/extlst" xmlns:r="http://schemas.openxmlformats.org/officeDocument/2006/relationships" xmlns:m="http://schemas.openxmlformats.org/officeDocument/2006/math" xmlns:v="urn:schemas-microsoft-com:vml" xmlns:wp14="http://schemas.microsoft.com/office/word/2010/wordprocessingDrawing" xmlns:wp="http://schemas.openxmlformats.org/drawingml/2006/wordprocessingDrawing" xmlns:w10="urn:schemas-microsoft-com:office:word" xmlns:w="http://schemas.openxmlformats.org/wordprocessingml/2006/main" xmlns:w14="http://schemas.microsoft.com/office/word/2010/wordml" xmlns:w15="http://schemas.microsoft.com/office/word/2012/wordml" xmlns:w16cex="http://schemas.microsoft.com/office/word/2018/wordml/cex" xmlns:w16cid="http://schemas.microsoft.com/office/word/2016/wordml/cid" xmlns:w16="http://schemas.microsoft.com/office/word/2018/wordml" xmlns:w16du="http://schemas.microsoft.com/office/word/2023/wordml/word16du" xmlns:w16sdtdh="http://schemas.microsoft.com/office/word/2020/wordml/sdtdatahash" xmlns:w16sdtfl="http://schemas.microsoft.com/office/word/2024/wordml/sdtformatlock" xmlns:w16se="http://schemas.microsoft.com/office/word/2015/wordml/symex" xmlns:wpg="http://schemas.microsoft.com/office/word/2010/wordprocessingGroup" xmlns:wpi="http://schemas.microsoft.com/office/word/2010/wordprocessingInk" xmlns:wne="http://schemas.microsoft.com/office/word/2006/wordml" xmlns:wps="http://schemas.microsoft.com/office/word/2010/wordprocessingShape" mc:Ignorable="w14 w15 w16se w16cid w16 w16cex w16sdtdh w16sdtfl w16du wp14">
   <w:p>
     <w:pPr>
       <w:pStyle w:val="Header"/>
@@ -987,7 +999,7 @@
     <w:r>
       <w:tab/>
       <w:tab/>
-      <w:t>2026-06-17</w:t>
+      <w:t>2026-06-18</w:t>
       <w:br/>
       <w:br/>
     </w:r>
@@ -1004,7 +1016,7 @@
 </file>
 
 <file path=word/numbering.xml><?xml version="1.0" encoding="utf-8"?>
-<w:numbering xmlns:wpc="http://schemas.microsoft.com/office/word/2010/wordprocessingCanvas" xmlns:cx="http://schemas.microsoft.com/office/drawing/2014/chartex" xmlns:cx1="http://schemas.microsoft.com/office/drawing/2015/9/8/chartex" xmlns:cx2="http://schemas.microsoft.com/office/drawing/2015/10/21/chartex" xmlns:cx3="http://schemas.microsoft.com/office/drawing/2016/5/9/chartex" xmlns:cx4="http://schemas.microsoft.com/office/drawing/2016/5/10/chartex" xmlns:cx5="http://schemas.microsoft.com/office/drawing/2016/5/11/chartex" xmlns:cx6="http://schemas.microsoft.com/office/drawing/2016/5/12/chartex" xmlns:cx7="http://schemas.microsoft.com/office/drawing/2016/5/13/chartex" xmlns:cx8="http://schemas.microsoft.com/office/drawing/2016/5/14/chartex" xmlns:mc="http://schemas.openxmlformats.org/markup-compatibility/2006" xmlns:aink="http://schemas.microsoft.com/office/drawing/2016/ink" xmlns:am3d="http://schemas.microsoft.com/office/drawing/2017/model3d" xmlns:o="urn:schemas-microsoft-com:office:office" xmlns:oel="http://schemas.microsoft.com/office/2019/extlst" xmlns:r="http://schemas.openxmlformats.org/officeDocument/2006/relationships" xmlns:m="http://schemas.openxmlformats.org/officeDocument/2006/math" xmlns:v="urn:schemas-microsoft-com:vml" xmlns:wp14="http://schemas.microsoft.com/office/word/2010/wordprocessingDrawing" xmlns:wp="http://schemas.openxmlformats.org/drawingml/2006/wordprocessingDrawing" xmlns:w10="urn:schemas-microsoft-com:office:word" xmlns:w="http://schemas.openxmlformats.org/wordprocessingml/2006/main" xmlns:w14="http://schemas.microsoft.com/office/word/2010/wordml" xmlns:w15="http://schemas.microsoft.com/office/word/2012/wordml" xmlns:w16cex="http://schemas.microsoft.com/office/word/2018/wordml/cex" xmlns:w16cid="http://schemas.microsoft.com/office/word/2016/wordml/cid" xmlns:w16="http://schemas.microsoft.com/office/word/2018/wordml" xmlns:w16sdtdh="http://schemas.microsoft.com/office/word/2020/wordml/sdtdatahash" xmlns:w16se="http://schemas.microsoft.com/office/word/2015/wordml/symex" xmlns:wpg="http://schemas.microsoft.com/office/word/2010/wordprocessingGroup" xmlns:wpi="http://schemas.microsoft.com/office/word/2010/wordprocessingInk" xmlns:wne="http://schemas.microsoft.com/office/word/2006/wordml" xmlns:wps="http://schemas.microsoft.com/office/word/2010/wordprocessingShape" mc:Ignorable="w14 w15 w16se w16cid w16 w16cex w16sdtdh wp14">
+<w:numbering xmlns:wpc="http://schemas.microsoft.com/office/word/2010/wordprocessingCanvas" xmlns:cx="http://schemas.microsoft.com/office/drawing/2014/chartex" xmlns:cx1="http://schemas.microsoft.com/office/drawing/2015/9/8/chartex" xmlns:cx2="http://schemas.microsoft.com/office/drawing/2015/10/21/chartex" xmlns:cx3="http://schemas.microsoft.com/office/drawing/2016/5/9/chartex" xmlns:cx4="http://schemas.microsoft.com/office/drawing/2016/5/10/chartex" xmlns:cx5="http://schemas.microsoft.com/office/drawing/2016/5/11/chartex" xmlns:cx6="http://schemas.microsoft.com/office/drawing/2016/5/12/chartex" xmlns:cx7="http://schemas.microsoft.com/office/drawing/2016/5/13/chartex" xmlns:cx8="http://schemas.microsoft.com/office/drawing/2016/5/14/chartex" xmlns:mc="http://schemas.openxmlformats.org/markup-compatibility/2006" xmlns:aink="http://schemas.microsoft.com/office/drawing/2016/ink" xmlns:am3d="http://schemas.microsoft.com/office/drawing/2017/model3d" xmlns:o="urn:schemas-microsoft-com:office:office" xmlns:oel="http://schemas.microsoft.com/office/2019/extlst" xmlns:r="http://schemas.openxmlformats.org/officeDocument/2006/relationships" xmlns:m="http://schemas.openxmlformats.org/officeDocument/2006/math" xmlns:v="urn:schemas-microsoft-com:vml" xmlns:wp14="http://schemas.microsoft.com/office/word/2010/wordprocessingDrawing" xmlns:wp="http://schemas.openxmlformats.org/drawingml/2006/wordprocessingDrawing" xmlns:w10="urn:schemas-microsoft-com:office:word" xmlns:w="http://schemas.openxmlformats.org/wordprocessingml/2006/main" xmlns:w14="http://schemas.microsoft.com/office/word/2010/wordml" xmlns:w15="http://schemas.microsoft.com/office/word/2012/wordml" xmlns:w16cex="http://schemas.microsoft.com/office/word/2018/wordml/cex" xmlns:w16cid="http://schemas.microsoft.com/office/word/2016/wordml/cid" xmlns:w16="http://schemas.microsoft.com/office/word/2018/wordml" xmlns:w16du="http://schemas.microsoft.com/office/word/2023/wordml/word16du" xmlns:w16sdtdh="http://schemas.microsoft.com/office/word/2020/wordml/sdtdatahash" xmlns:w16sdtfl="http://schemas.microsoft.com/office/word/2024/wordml/sdtformatlock" xmlns:w16se="http://schemas.microsoft.com/office/word/2015/wordml/symex" xmlns:wpg="http://schemas.microsoft.com/office/word/2010/wordprocessingGroup" xmlns:wpi="http://schemas.microsoft.com/office/word/2010/wordprocessingInk" xmlns:wne="http://schemas.microsoft.com/office/word/2006/wordml" xmlns:wps="http://schemas.microsoft.com/office/word/2010/wordprocessingShape" mc:Ignorable="w14 w15 w16se w16cid w16 w16cex w16sdtdh w16sdtfl w16du wp14">
   <w:abstractNum w:abstractNumId="0" w15:restartNumberingAfterBreak="0">
     <w:nsid w:val="FFFFFF7C"/>
     <w:multiLevelType w:val="singleLevel"/>
@@ -1207,7 +1219,7 @@
 </file>
 
 <file path=word/styles.xml><?xml version="1.0" encoding="utf-8"?>
-<w:styles xmlns:mc="http://schemas.openxmlformats.org/markup-compatibility/2006" xmlns:r="http://schemas.openxmlformats.org/officeDocument/2006/relationships" xmlns:w="http://schemas.openxmlformats.org/wordprocessingml/2006/main" xmlns:w14="http://schemas.microsoft.com/office/word/2010/wordml" xmlns:w15="http://schemas.microsoft.com/office/word/2012/wordml" xmlns:w16cex="http://schemas.microsoft.com/office/word/2018/wordml/cex" xmlns:w16cid="http://schemas.microsoft.com/office/word/2016/wordml/cid" xmlns:w16="http://schemas.microsoft.com/office/word/2018/wordml" xmlns:w16sdtdh="http://schemas.microsoft.com/office/word/2020/wordml/sdtdatahash" xmlns:w16se="http://schemas.microsoft.com/office/word/2015/wordml/symex" mc:Ignorable="w14 w15 w16se w16cid w16 w16cex w16sdtdh">
+<w:styles xmlns:mc="http://schemas.openxmlformats.org/markup-compatibility/2006" xmlns:r="http://schemas.openxmlformats.org/officeDocument/2006/relationships" xmlns:w="http://schemas.openxmlformats.org/wordprocessingml/2006/main" xmlns:w14="http://schemas.microsoft.com/office/word/2010/wordml" xmlns:w15="http://schemas.microsoft.com/office/word/2012/wordml" xmlns:w16cex="http://schemas.microsoft.com/office/word/2018/wordml/cex" xmlns:w16cid="http://schemas.microsoft.com/office/word/2016/wordml/cid" xmlns:w16="http://schemas.microsoft.com/office/word/2018/wordml" xmlns:w16du="http://schemas.microsoft.com/office/word/2023/wordml/word16du" xmlns:w16sdtdh="http://schemas.microsoft.com/office/word/2020/wordml/sdtdatahash" xmlns:w16sdtfl="http://schemas.microsoft.com/office/word/2024/wordml/sdtformatlock" xmlns:w16se="http://schemas.microsoft.com/office/word/2015/wordml/symex" mc:Ignorable="w14 w15 w16se w16cid w16 w16cex w16sdtdh w16sdtfl w16du">
   <w:docDefaults>
     <w:rPrDefault>
       <w:rPr>
@@ -1965,7 +1977,7 @@
     <w:link w:val="TitleChar"/>
     <w:uiPriority w:val="10"/>
     <w:qFormat/>
-    <w:rsid w:val="007106C8"/>
+    <w:rsid w:val="00E854FA"/>
     <w:pPr>
       <w:spacing w:after="300" w:line="240" w:lineRule="auto"/>
       <w:contextualSpacing/>
@@ -1975,7 +1987,7 @@
       <w:rFonts w:eastAsiaTheme="majorEastAsia" w:cstheme="majorBidi"/>
       <w:spacing w:val="5"/>
       <w:kern w:val="28"/>
-      <w:sz w:val="52"/>
+      <w:sz w:val="40"/>
       <w:szCs w:val="52"/>
       <w:lang w:val="sv-SE" w:eastAsia="en-US" w:bidi="ar-SA"/>
     </w:rPr>
@@ -1985,12 +1997,12 @@
     <w:basedOn w:val="DefaultParagraphFont"/>
     <w:link w:val="Title"/>
     <w:uiPriority w:val="10"/>
-    <w:rsid w:val="007106C8"/>
+    <w:rsid w:val="00E854FA"/>
     <w:rPr>
       <w:rFonts w:ascii="Times New Roman" w:eastAsiaTheme="majorEastAsia" w:hAnsi="Times New Roman" w:cstheme="majorBidi"/>
       <w:spacing w:val="5"/>
       <w:kern w:val="28"/>
-      <w:sz w:val="52"/>
+      <w:sz w:val="40"/>
       <w:szCs w:val="52"/>
       <w:lang w:val="sv-SE" w:eastAsia="en-US" w:bidi="ar-SA"/>
     </w:rPr>

--- a/klagomål/A 24496-2025 FSC-klagomål.docx
+++ b/klagomål/A 24496-2025 FSC-klagomål.docx
@@ -999,7 +999,7 @@
     <w:r>
       <w:tab/>
       <w:tab/>
-      <w:t>2026-06-18</w:t>
+      <w:t>2026-06-19</w:t>
       <w:br/>
       <w:br/>
     </w:r>

--- a/klagomål/A 24496-2025 FSC-klagomål.docx
+++ b/klagomål/A 24496-2025 FSC-klagomål.docx
@@ -999,7 +999,7 @@
     <w:r>
       <w:tab/>
       <w:tab/>
-      <w:t>2026-06-19</w:t>
+      <w:t>2026-06-20</w:t>
       <w:br/>
       <w:br/>
     </w:r>

--- a/klagomål/A 24496-2025 FSC-klagomål.docx
+++ b/klagomål/A 24496-2025 FSC-klagomål.docx
@@ -168,38 +168,7 @@
     </w:p>
     <w:p>
       <w:r>
-        <w:t>Detta dokument behandlar höga naturvärden i avverkningsanmälan A 24496-2025 i Skellefteå kommun som inkom 2025-05-21 och omfattar 3,0 ha.</w:t>
-      </w:r>
-    </w:p>
-    <w:p>
-      <w:r>
-        <w:t>Nedan presenteras fynd av naturvårdsarter och fridlysta arter som gjorts i det avverkningsanmälda området, samt relevanta utdrag ur standarderna för FSC, Chain of Custody, Controlled Wood och PEFC. I BILAGA 1 finns artfakta om fridlysta arter.</w:t>
-      </w:r>
-    </w:p>
-    <w:p>
-      <w:r>
-        <w:t>Vi förväntar oss att ni återkommer med ett skriftligt svar på vårt klagomål och även beskriver vilka korrigerande åtgärder ni satt in för att rätta till identifierade brister i er efterlevnad av den svenska FSC standarden.</w:t>
-      </w:r>
-    </w:p>
-    <w:p>
-      <w:pPr>
-        <w:pStyle w:val="Heading1"/>
-      </w:pPr>
-      <w:r>
-        <w:t>Naturvårdsarter</w:t>
-      </w:r>
-    </w:p>
-    <w:p>
-      <w:r>
-        <w:t>I och inom 2 meter från avverkningsanmälan har följande 7 naturvårdsarter hittats: gammelgransskål (NT, T), mindre hackspett (NT, T, §4), talltita (NT, §4), björksplintborre (S), vedticka (S, T), kungsfågel (§4) och revlummer (§9). Av dessa är 3 rödlistade. För rödlistade arter har rödlistekategorin angivits inom parentes. Arter som är signalarter enligt Skogsstyrelsen har markerats med (S). Typiska arter inom Natura 2000 som är kopplade till skogsekosystem har markerats med (T). För fridlysta arter anges även paragrafen i Artskyddsförordningen som arten är fridlyst enligt.</w:t>
-      </w:r>
-    </w:p>
-    <w:p>
-      <w:r>
-        <w:t>De påträffade naturvårdsarterna är ett tydligt kvitto på att det rör sig om en skog med höga naturvärden.</w:t>
-      </w:r>
-      <w:r>
-        <w:t xml:space="preserve"> I Figur 1 visas fyndplatser för naturvårdsarter i området, som finns registrerade på Artportalen.</w:t>
+        <w:t>Detta klagomål behandlar höga naturvärden i avverkningsanmälan A 24496-2025 i Skellefteå kommun som inkom 2025-05-21 och omfattar 3,0 ha.</w:t>
       </w:r>
     </w:p>
     <w:p>
@@ -247,34 +216,55 @@
         <w:spacing w:after="240"/>
       </w:pPr>
       <w:r>
-        <w:t>Figur 1. Fyndplatser för naturvårdsarter i och inom 2 meter från avverkningsanmälan (röd linje). Markörer utan svart kant är placerade på fyndplatsen. Markörer med svart kant är placerade vid sidan av fyndplatsen och har ett svart streck som visar fyndplatsens exakta position. Kartans mittpunktskoordinat är N 7181631, E 761773 i SWEREF 99 TM.</w:t>
+        <w:t>Figur 1. Fyndplatser för naturvårdsarter i och inom 2 meter från avverkningsanmälan. Markörer utan svart kant är placerade på fyndplatsen. Markörer med svart kant är placerade vid sidan av fyndplatsen har ett svart streck som visar fyndplatsens exakta position. Kartans mittpunktskoordinat är N 7181631, E 761773 i SWEREF 99 TM.</w:t>
+      </w:r>
+    </w:p>
+    <w:p>
+      <w:r>
+        <w:t>I och inom 2 meter från avverkningsanmälan finns fynd av 7 naturvårdsarter, varav 3 är rödlistade, 4 är fridlysta, 3 är typiska (T) och 2 är signalarter (S): gammelgransskål (NT, T), mindre hackspett (NT, T, §4), talltita (NT, §4), björksplintborre (S), vedticka (S, T), kungsfågel (§4) och revlummer (§9). Se Figur 1.</w:t>
+      </w:r>
+    </w:p>
+    <w:p>
+      <w:r>
+        <w:t>Nedan presenteras relevanta utdrag ur standarderna för FSC, Chain of Custody, Controlled Wood och PEFC.</w:t>
+      </w:r>
+    </w:p>
+    <w:p>
+      <w:r>
+        <w:t>Vi förväntar oss att ni återkommer med ett skriftligt svar på vårt klagomål och även beskriver vilka korrigerande åtgärder ni satt in för att rätta till identifierade brister i er efterlevnad av den svenska FSC standarden.</w:t>
       </w:r>
     </w:p>
     <w:p>
       <w:pPr>
-        <w:pStyle w:val="Heading2"/>
+        <w:pStyle w:val="Heading1"/>
       </w:pPr>
       <w:r>
-        <w:t>Fridlysta arter</w:t>
+        <w:t>Naturvårdsarter och fridlysta arter</w:t>
       </w:r>
     </w:p>
     <w:p>
       <w:r>
-        <w:t>Följande fridlysta arter har sina livsmiljöer och växtplatser i den avverkningsanmälda skogen: mindre hackspett (NT, T, §4), talltita (NT, §4), kungsfågel (§4) och revlummer (§9).</w:t>
+        <w:t>Nedan följer beskrivningar av de naturvårdsarter och fridlysta arter som har sina livsmiljöer och växtplatser i den avverkningsanmälda skogen. Se även ytterligare artfakta i BILAGA 1. De påträffade naturvårdsarterna är ett tydligt kvitto på att det rör sig om en skog med höga naturvärden.</w:t>
       </w:r>
     </w:p>
     <w:p>
-      <w:r>
-        <w:t xml:space="preserve">Observera att medlemsländerna är skyldiga att agera i enlighet med EU:s fågeldirektiv där det uttryckligen står att direktivet gäller för fåglar samt för deras ägg, bon och </w:t>
-      </w:r>
       <w:r>
         <w:rPr>
           <w:b/>
         </w:rPr>
-        <w:t xml:space="preserve">livsmiljöer </w:t>
-      </w:r>
-      <w:r>
-        <w:t>(artikel 1). Vidare att de åtgärder som vidtas inte får leda till en försämring av den nuvarande situationen beträffande bevarandet av de fågelarter som avses i artikel 1 (artikel 13). Fågeldirektivet är styrande för tillsynsansvariga myndigheters ärendehantering, ställningstaganden och beslutsfattande.</w:t>
+        <w:t>Gammelgransskål (NT)</w:t>
+      </w:r>
+      <w:r>
+        <w:t xml:space="preserve"> är en liten skålsvamp som växer på gamla granar med skrovlig bark. Typiska växtplatser är gransumpskog i myrkanter, bäckdråg, bäckraviner och skuggiga bergssluttningar, men också skog på torrare mark kan hysa arten om beståndet har stark naturskogskaraktär. Bestånd med arten bör behandlas som nyckelbiotoper och sparas vid en slutavverkning. Även gallring bör undvikas. Gammelgransskål är typisk art för </w:t>
+      </w:r>
+      <w:r>
+        <w:rPr>
+          <w:i/>
+        </w:rPr>
+        <w:t>9010 Taiga</w:t>
+      </w:r>
+      <w:r>
+        <w:t xml:space="preserve"> (SLU Artdatabanken, 2024; Nitare &amp; Skogsstyrelsen, 2019).</w:t>
       </w:r>
     </w:p>
     <w:p>
@@ -310,19 +300,6 @@
     </w:p>
     <w:p>
       <w:r>
-        <w:t>I BILAGA 1 finns mer detaljerad information om ekologi samt krav på livsmiljö hos fridlysta arter.</w:t>
-      </w:r>
-    </w:p>
-    <w:p>
-      <w:pPr>
-        <w:pStyle w:val="Heading2"/>
-      </w:pPr>
-      <w:r>
-        <w:t>Övriga naturvårdsarter</w:t>
-      </w:r>
-    </w:p>
-    <w:p>
-      <w:r>
         <w:rPr>
           <w:b/>
         </w:rPr>
@@ -330,26 +307,6 @@
       </w:r>
       <w:r>
         <w:t>är en skalbagge vars larvutveckling sker i bark på nyligen döda björkar, både stående träd och vindfällen. En prydlig rad med runda ventilationshål i barken ovanför modergången är synnerligen karaktäristiskt. Arten är knuten till lövrika blandskogar med en hög andel gamla träd, och starkt gynnad av naturliga störningar som torka, översvämningar, brand och stormfällningar. Talrika gnagspår kan tyda på biotoper med höga naturvärden, exempelvis för ovanliga hackspettar och andra, mer sällsynta vedinsekter. Larverna är omtyckt hackspettsföda (SLU Artdatabanken, 2025).</w:t>
-      </w:r>
-    </w:p>
-    <w:p>
-      <w:r>
-        <w:rPr>
-          <w:b/>
-        </w:rPr>
-        <w:t>Gammelgransskål (NT)</w:t>
-      </w:r>
-      <w:r>
-        <w:t xml:space="preserve"> är en liten skålsvamp som växer på gamla granar med skrovlig bark. Typiska växtplatser är gransumpskog i myrkanter, bäckdråg, bäckraviner och skuggiga bergssluttningar, men också skog på torrare mark kan hysa arten om beståndet har stark naturskogskaraktär. Bestånd med arten bör behandlas som nyckelbiotoper och sparas vid en slutavverkning. Även gallring bör undvikas. Gammelgransskål är typisk art för </w:t>
-      </w:r>
-      <w:r>
-        <w:rPr>
-          <w:i/>
-        </w:rPr>
-        <w:t>9010 Taiga</w:t>
-      </w:r>
-      <w:r>
-        <w:t xml:space="preserve"> (SLU Artdatabanken, 2024; Nitare &amp; Skogsstyrelsen, 2019).</w:t>
       </w:r>
     </w:p>
     <w:p>
@@ -999,7 +956,7 @@
     <w:r>
       <w:tab/>
       <w:tab/>
-      <w:t>2026-06-20</w:t>
+      <w:t>2026-06-21</w:t>
       <w:br/>
       <w:br/>
     </w:r>

--- a/klagomål/A 24496-2025 FSC-klagomål.docx
+++ b/klagomål/A 24496-2025 FSC-klagomål.docx
@@ -956,7 +956,7 @@
     <w:r>
       <w:tab/>
       <w:tab/>
-      <w:t>2026-06-21</w:t>
+      <w:t>2026-06-22</w:t>
       <w:br/>
       <w:br/>
     </w:r>

--- a/klagomål/A 24496-2025 FSC-klagomål.docx
+++ b/klagomål/A 24496-2025 FSC-klagomål.docx
@@ -956,7 +956,7 @@
     <w:r>
       <w:tab/>
       <w:tab/>
-      <w:t>2026-06-22</w:t>
+      <w:t>2026-06-23</w:t>
       <w:br/>
       <w:br/>
     </w:r>

--- a/klagomål/A 24496-2025 FSC-klagomål.docx
+++ b/klagomål/A 24496-2025 FSC-klagomål.docx
@@ -956,7 +956,7 @@
     <w:r>
       <w:tab/>
       <w:tab/>
-      <w:t>2026-06-23</w:t>
+      <w:t>2026-06-24</w:t>
       <w:br/>
       <w:br/>
     </w:r>

--- a/klagomål/A 24496-2025 FSC-klagomål.docx
+++ b/klagomål/A 24496-2025 FSC-klagomål.docx
@@ -956,7 +956,7 @@
     <w:r>
       <w:tab/>
       <w:tab/>
-      <w:t>2026-06-24</w:t>
+      <w:t>2026-06-25</w:t>
       <w:br/>
       <w:br/>
     </w:r>

--- a/klagomål/A 24496-2025 FSC-klagomål.docx
+++ b/klagomål/A 24496-2025 FSC-klagomål.docx
@@ -956,7 +956,7 @@
     <w:r>
       <w:tab/>
       <w:tab/>
-      <w:t>2026-06-25</w:t>
+      <w:t>2026-06-26</w:t>
       <w:br/>
       <w:br/>
     </w:r>

--- a/klagomål/A 24496-2025 FSC-klagomål.docx
+++ b/klagomål/A 24496-2025 FSC-klagomål.docx
@@ -956,7 +956,7 @@
     <w:r>
       <w:tab/>
       <w:tab/>
-      <w:t>2026-06-26</w:t>
+      <w:t>2026-06-27</w:t>
       <w:br/>
       <w:br/>
     </w:r>

--- a/klagomål/A 24496-2025 FSC-klagomål.docx
+++ b/klagomål/A 24496-2025 FSC-klagomål.docx
@@ -956,7 +956,7 @@
     <w:r>
       <w:tab/>
       <w:tab/>
-      <w:t>2026-06-27</w:t>
+      <w:t>2026-06-28</w:t>
       <w:br/>
       <w:br/>
     </w:r>

--- a/klagomål/A 24496-2025 FSC-klagomål.docx
+++ b/klagomål/A 24496-2025 FSC-klagomål.docx
@@ -956,7 +956,7 @@
     <w:r>
       <w:tab/>
       <w:tab/>
-      <w:t>2026-06-28</w:t>
+      <w:t>2026-06-29</w:t>
       <w:br/>
       <w:br/>
     </w:r>

--- a/klagomål/A 24496-2025 FSC-klagomål.docx
+++ b/klagomål/A 24496-2025 FSC-klagomål.docx
@@ -956,7 +956,7 @@
     <w:r>
       <w:tab/>
       <w:tab/>
-      <w:t>2026-06-29</w:t>
+      <w:t>2026-06-30</w:t>
       <w:br/>
       <w:br/>
     </w:r>

--- a/klagomål/A 24496-2025 FSC-klagomål.docx
+++ b/klagomål/A 24496-2025 FSC-klagomål.docx
@@ -956,7 +956,7 @@
     <w:r>
       <w:tab/>
       <w:tab/>
-      <w:t>2026-06-30</w:t>
+      <w:t>2026-07-01</w:t>
       <w:br/>
       <w:br/>
     </w:r>

--- a/klagomål/A 24496-2025 FSC-klagomål.docx
+++ b/klagomål/A 24496-2025 FSC-klagomål.docx
@@ -956,7 +956,7 @@
     <w:r>
       <w:tab/>
       <w:tab/>
-      <w:t>2026-07-01</w:t>
+      <w:t>2026-07-02</w:t>
       <w:br/>
       <w:br/>
     </w:r>

--- a/klagomål/A 24496-2025 FSC-klagomål.docx
+++ b/klagomål/A 24496-2025 FSC-klagomål.docx
@@ -956,7 +956,7 @@
     <w:r>
       <w:tab/>
       <w:tab/>
-      <w:t>2026-07-02</w:t>
+      <w:t>2026-07-03</w:t>
       <w:br/>
       <w:br/>
     </w:r>

--- a/klagomål/A 24496-2025 FSC-klagomål.docx
+++ b/klagomål/A 24496-2025 FSC-klagomål.docx
@@ -956,7 +956,7 @@
     <w:r>
       <w:tab/>
       <w:tab/>
-      <w:t>2026-07-13</w:t>
+      <w:t>2026-07-14</w:t>
       <w:br/>
       <w:br/>
     </w:r>

--- a/klagomål/A 24496-2025 FSC-klagomål.docx
+++ b/klagomål/A 24496-2025 FSC-klagomål.docx
@@ -956,7 +956,7 @@
     <w:r>
       <w:tab/>
       <w:tab/>
-      <w:t>2026-07-14</w:t>
+      <w:t>2026-07-15</w:t>
       <w:br/>
       <w:br/>
     </w:r>

--- a/klagomål/A 24496-2025 FSC-klagomål.docx
+++ b/klagomål/A 24496-2025 FSC-klagomål.docx
@@ -956,7 +956,7 @@
     <w:r>
       <w:tab/>
       <w:tab/>
-      <w:t>2026-07-15</w:t>
+      <w:t>2026-07-16</w:t>
       <w:br/>
       <w:br/>
     </w:r>

--- a/klagomål/A 24496-2025 FSC-klagomål.docx
+++ b/klagomål/A 24496-2025 FSC-klagomål.docx
@@ -956,7 +956,7 @@
     <w:r>
       <w:tab/>
       <w:tab/>
-      <w:t>2026-07-16</w:t>
+      <w:t>2026-07-17</w:t>
       <w:br/>
       <w:br/>
     </w:r>

--- a/klagomål/A 24496-2025 FSC-klagomål.docx
+++ b/klagomål/A 24496-2025 FSC-klagomål.docx
@@ -956,7 +956,7 @@
     <w:r>
       <w:tab/>
       <w:tab/>
-      <w:t>2026-07-17</w:t>
+      <w:t>2026-07-18</w:t>
       <w:br/>
       <w:br/>
     </w:r>

--- a/klagomål/A 24496-2025 FSC-klagomål.docx
+++ b/klagomål/A 24496-2025 FSC-klagomål.docx
@@ -956,7 +956,7 @@
     <w:r>
       <w:tab/>
       <w:tab/>
-      <w:t>2026-07-18</w:t>
+      <w:t>2026-07-19</w:t>
       <w:br/>
       <w:br/>
     </w:r>

--- a/klagomål/A 24496-2025 FSC-klagomål.docx
+++ b/klagomål/A 24496-2025 FSC-klagomål.docx
@@ -956,7 +956,7 @@
     <w:r>
       <w:tab/>
       <w:tab/>
-      <w:t>2026-07-19</w:t>
+      <w:t>2026-07-20</w:t>
       <w:br/>
       <w:br/>
     </w:r>

--- a/klagomål/A 24496-2025 FSC-klagomål.docx
+++ b/klagomål/A 24496-2025 FSC-klagomål.docx
@@ -956,7 +956,7 @@
     <w:r>
       <w:tab/>
       <w:tab/>
-      <w:t>2026-07-20</w:t>
+      <w:t>2026-07-21</w:t>
       <w:br/>
       <w:br/>
     </w:r>

--- a/klagomål/A 24496-2025 FSC-klagomål.docx
+++ b/klagomål/A 24496-2025 FSC-klagomål.docx
@@ -956,7 +956,7 @@
     <w:r>
       <w:tab/>
       <w:tab/>
-      <w:t>2026-07-21</w:t>
+      <w:t>2026-07-22</w:t>
       <w:br/>
       <w:br/>
     </w:r>

--- a/klagomål/A 24496-2025 FSC-klagomål.docx
+++ b/klagomål/A 24496-2025 FSC-klagomål.docx
@@ -956,7 +956,7 @@
     <w:r>
       <w:tab/>
       <w:tab/>
-      <w:t>2026-07-22</w:t>
+      <w:t>2026-07-23</w:t>
       <w:br/>
       <w:br/>
     </w:r>

--- a/klagomål/A 24496-2025 FSC-klagomål.docx
+++ b/klagomål/A 24496-2025 FSC-klagomål.docx
@@ -956,7 +956,7 @@
     <w:r>
       <w:tab/>
       <w:tab/>
-      <w:t>2026-07-23</w:t>
+      <w:t>2026-07-24</w:t>
       <w:br/>
       <w:br/>
     </w:r>

--- a/klagomål/A 24496-2025 FSC-klagomål.docx
+++ b/klagomål/A 24496-2025 FSC-klagomål.docx
@@ -956,7 +956,7 @@
     <w:r>
       <w:tab/>
       <w:tab/>
-      <w:t>2026-07-24</w:t>
+      <w:t>2026-07-25</w:t>
       <w:br/>
       <w:br/>
     </w:r>

--- a/klagomål/A 24496-2025 FSC-klagomål.docx
+++ b/klagomål/A 24496-2025 FSC-klagomål.docx
@@ -956,7 +956,7 @@
     <w:r>
       <w:tab/>
       <w:tab/>
-      <w:t>2026-07-25</w:t>
+      <w:t>2026-07-26</w:t>
       <w:br/>
       <w:br/>
     </w:r>

--- a/klagomål/A 24496-2025 FSC-klagomål.docx
+++ b/klagomål/A 24496-2025 FSC-klagomål.docx
@@ -956,7 +956,7 @@
     <w:r>
       <w:tab/>
       <w:tab/>
-      <w:t>2026-07-26</w:t>
+      <w:t>2026-07-27</w:t>
       <w:br/>
       <w:br/>
     </w:r>

--- a/klagomål/A 24496-2025 FSC-klagomål.docx
+++ b/klagomål/A 24496-2025 FSC-klagomål.docx
@@ -956,7 +956,7 @@
     <w:r>
       <w:tab/>
       <w:tab/>
-      <w:t>2026-07-27</w:t>
+      <w:t>2026-07-28</w:t>
       <w:br/>
       <w:br/>
     </w:r>

--- a/klagomål/A 24496-2025 FSC-klagomål.docx
+++ b/klagomål/A 24496-2025 FSC-klagomål.docx
@@ -956,7 +956,7 @@
     <w:r>
       <w:tab/>
       <w:tab/>
-      <w:t>2026-07-28</w:t>
+      <w:t>2026-07-29</w:t>
       <w:br/>
       <w:br/>
     </w:r>

--- a/klagomål/A 24496-2025 FSC-klagomål.docx
+++ b/klagomål/A 24496-2025 FSC-klagomål.docx
@@ -956,7 +956,7 @@
     <w:r>
       <w:tab/>
       <w:tab/>
-      <w:t>2026-07-29</w:t>
+      <w:t>2026-07-30</w:t>
       <w:br/>
       <w:br/>
     </w:r>

--- a/klagomål/A 24496-2025 FSC-klagomål.docx
+++ b/klagomål/A 24496-2025 FSC-klagomål.docx
@@ -956,7 +956,7 @@
     <w:r>
       <w:tab/>
       <w:tab/>
-      <w:t>2026-07-30</w:t>
+      <w:t>2026-07-31</w:t>
       <w:br/>
       <w:br/>
     </w:r>

--- a/klagomål/A 24496-2025 FSC-klagomål.docx
+++ b/klagomål/A 24496-2025 FSC-klagomål.docx
@@ -956,7 +956,7 @@
     <w:r>
       <w:tab/>
       <w:tab/>
-      <w:t>2026-07-31</w:t>
+      <w:t>2026-08-01</w:t>
       <w:br/>
       <w:br/>
     </w:r>

--- a/klagomål/A 24496-2025 FSC-klagomål.docx
+++ b/klagomål/A 24496-2025 FSC-klagomål.docx
@@ -956,7 +956,7 @@
     <w:r>
       <w:tab/>
       <w:tab/>
-      <w:t>2026-08-01</w:t>
+      <w:t>2026-08-02</w:t>
       <w:br/>
       <w:br/>
     </w:r>

--- a/klagomål/A 24496-2025 FSC-klagomål.docx
+++ b/klagomål/A 24496-2025 FSC-klagomål.docx
@@ -956,7 +956,7 @@
     <w:r>
       <w:tab/>
       <w:tab/>
-      <w:t>2026-08-02</w:t>
+      <w:t>2026-08-03</w:t>
       <w:br/>
       <w:br/>
     </w:r>

--- a/klagomål/A 24496-2025 FSC-klagomål.docx
+++ b/klagomål/A 24496-2025 FSC-klagomål.docx
@@ -956,7 +956,7 @@
     <w:r>
       <w:tab/>
       <w:tab/>
-      <w:t>2026-08-03</w:t>
+      <w:t>2026-08-05</w:t>
       <w:br/>
       <w:br/>
     </w:r>

--- a/klagomål/A 24496-2025 FSC-klagomål.docx
+++ b/klagomål/A 24496-2025 FSC-klagomål.docx
@@ -956,7 +956,7 @@
     <w:r>
       <w:tab/>
       <w:tab/>
-      <w:t>2026-08-05</w:t>
+      <w:t>2026-08-07</w:t>
       <w:br/>
       <w:br/>
     </w:r>

--- a/klagomål/A 24496-2025 FSC-klagomål.docx
+++ b/klagomål/A 24496-2025 FSC-klagomål.docx
@@ -956,7 +956,7 @@
     <w:r>
       <w:tab/>
       <w:tab/>
-      <w:t>2026-08-07</w:t>
+      <w:t>2026-08-08</w:t>
       <w:br/>
       <w:br/>
     </w:r>

--- a/klagomål/A 24496-2025 FSC-klagomål.docx
+++ b/klagomål/A 24496-2025 FSC-klagomål.docx
@@ -216,7 +216,7 @@
         <w:spacing w:after="240"/>
       </w:pPr>
       <w:r>
-        <w:t>Figur 1. Fyndplatser för naturvårdsarter i och inom 2 meter från avverkningsanmälan. Markörer utan svart kant är placerade på fyndplatsen. Markörer med svart kant är placerade vid sidan av fyndplatsen har ett svart streck som visar fyndplatsens exakta position. Kartans mittpunktskoordinat är N 7181631, E 761773 i SWEREF 99 TM.</w:t>
+        <w:t>Figur 1. Fyndplatser för naturvårdsarter i och inom 2 meter från avverkningsanmälan. Markörer utan svart kant är placerade på fyndplatsen. Markörer med svart kant är placerade vid sidan av fyndplatsen och har ett svart streck som visar fyndplatsens exakta position. Kartans mittpunktskoordinat är N 7181631, E 761773 i SWEREF 99 TM.</w:t>
       </w:r>
     </w:p>
     <w:p>
@@ -956,7 +956,7 @@
     <w:r>
       <w:tab/>
       <w:tab/>
-      <w:t>2026-08-14</w:t>
+      <w:t>2026-08-15</w:t>
       <w:br/>
       <w:br/>
     </w:r>

--- a/klagomål/A 24496-2025 FSC-klagomål.docx
+++ b/klagomål/A 24496-2025 FSC-klagomål.docx
@@ -956,7 +956,7 @@
     <w:r>
       <w:tab/>
       <w:tab/>
-      <w:t>2026-08-15</w:t>
+      <w:t>2026-08-16</w:t>
       <w:br/>
       <w:br/>
     </w:r>

--- a/klagomål/A 24496-2025 FSC-klagomål.docx
+++ b/klagomål/A 24496-2025 FSC-klagomål.docx
@@ -956,7 +956,7 @@
     <w:r>
       <w:tab/>
       <w:tab/>
-      <w:t>2026-08-16</w:t>
+      <w:t>2026-08-17</w:t>
       <w:br/>
       <w:br/>
     </w:r>

--- a/klagomål/A 24496-2025 FSC-klagomål.docx
+++ b/klagomål/A 24496-2025 FSC-klagomål.docx
@@ -956,7 +956,7 @@
     <w:r>
       <w:tab/>
       <w:tab/>
-      <w:t>2026-08-17</w:t>
+      <w:t>2026-08-18</w:t>
       <w:br/>
       <w:br/>
     </w:r>

--- a/klagomål/A 24496-2025 FSC-klagomål.docx
+++ b/klagomål/A 24496-2025 FSC-klagomål.docx
@@ -956,7 +956,7 @@
     <w:r>
       <w:tab/>
       <w:tab/>
-      <w:t>2026-08-18</w:t>
+      <w:t>2026-08-19</w:t>
       <w:br/>
       <w:br/>
     </w:r>

--- a/klagomål/A 24496-2025 FSC-klagomål.docx
+++ b/klagomål/A 24496-2025 FSC-klagomål.docx
@@ -956,7 +956,7 @@
     <w:r>
       <w:tab/>
       <w:tab/>
-      <w:t>2026-08-19</w:t>
+      <w:t>2026-08-20</w:t>
       <w:br/>
       <w:br/>
     </w:r>

--- a/klagomål/A 24496-2025 FSC-klagomål.docx
+++ b/klagomål/A 24496-2025 FSC-klagomål.docx
@@ -956,7 +956,7 @@
     <w:r>
       <w:tab/>
       <w:tab/>
-      <w:t>2026-08-20</w:t>
+      <w:t>2026-08-21</w:t>
       <w:br/>
       <w:br/>
     </w:r>

--- a/klagomål/A 24496-2025 FSC-klagomål.docx
+++ b/klagomål/A 24496-2025 FSC-klagomål.docx
@@ -956,7 +956,7 @@
     <w:r>
       <w:tab/>
       <w:tab/>
-      <w:t>2026-08-21</w:t>
+      <w:t>2026-08-22</w:t>
       <w:br/>
       <w:br/>
     </w:r>

--- a/klagomål/A 24496-2025 FSC-klagomål.docx
+++ b/klagomål/A 24496-2025 FSC-klagomål.docx
@@ -956,7 +956,7 @@
     <w:r>
       <w:tab/>
       <w:tab/>
-      <w:t>2026-08-22</w:t>
+      <w:t>2026-08-23</w:t>
       <w:br/>
       <w:br/>
     </w:r>

--- a/klagomål/A 24496-2025 FSC-klagomål.docx
+++ b/klagomål/A 24496-2025 FSC-klagomål.docx
@@ -956,7 +956,7 @@
     <w:r>
       <w:tab/>
       <w:tab/>
-      <w:t>2026-08-23</w:t>
+      <w:t>2026-08-24</w:t>
       <w:br/>
       <w:br/>
     </w:r>

--- a/klagomål/A 24496-2025 FSC-klagomål.docx
+++ b/klagomål/A 24496-2025 FSC-klagomål.docx
@@ -956,7 +956,7 @@
     <w:r>
       <w:tab/>
       <w:tab/>
-      <w:t>2026-08-24</w:t>
+      <w:t>2026-08-25</w:t>
       <w:br/>
       <w:br/>
     </w:r>

--- a/klagomål/A 24496-2025 FSC-klagomål.docx
+++ b/klagomål/A 24496-2025 FSC-klagomål.docx
@@ -956,7 +956,7 @@
     <w:r>
       <w:tab/>
       <w:tab/>
-      <w:t>2026-08-25</w:t>
+      <w:t>2026-08-26</w:t>
       <w:br/>
       <w:br/>
     </w:r>

--- a/klagomål/A 24496-2025 FSC-klagomål.docx
+++ b/klagomål/A 24496-2025 FSC-klagomål.docx
@@ -956,7 +956,7 @@
     <w:r>
       <w:tab/>
       <w:tab/>
-      <w:t>2026-08-26</w:t>
+      <w:t>2026-08-27</w:t>
       <w:br/>
       <w:br/>
     </w:r>

--- a/klagomål/A 24496-2025 FSC-klagomål.docx
+++ b/klagomål/A 24496-2025 FSC-klagomål.docx
@@ -956,7 +956,7 @@
     <w:r>
       <w:tab/>
       <w:tab/>
-      <w:t>2026-08-27</w:t>
+      <w:t>2026-08-28</w:t>
       <w:br/>
       <w:br/>
     </w:r>

--- a/klagomål/A 24496-2025 FSC-klagomål.docx
+++ b/klagomål/A 24496-2025 FSC-klagomål.docx
@@ -956,7 +956,7 @@
     <w:r>
       <w:tab/>
       <w:tab/>
-      <w:t>2026-08-28</w:t>
+      <w:t>2026-08-29</w:t>
       <w:br/>
       <w:br/>
     </w:r>

--- a/klagomål/A 24496-2025 FSC-klagomål.docx
+++ b/klagomål/A 24496-2025 FSC-klagomål.docx
@@ -956,7 +956,7 @@
     <w:r>
       <w:tab/>
       <w:tab/>
-      <w:t>2026-08-29</w:t>
+      <w:t>2026-08-31</w:t>
       <w:br/>
       <w:br/>
     </w:r>

--- a/klagomål/A 24496-2025 FSC-klagomål.docx
+++ b/klagomål/A 24496-2025 FSC-klagomål.docx
@@ -956,7 +956,7 @@
     <w:r>
       <w:tab/>
       <w:tab/>
-      <w:t>2026-08-31</w:t>
+      <w:t>2026-09-01</w:t>
       <w:br/>
       <w:br/>
     </w:r>

--- a/klagomål/A 24496-2025 FSC-klagomål.docx
+++ b/klagomål/A 24496-2025 FSC-klagomål.docx
@@ -956,7 +956,7 @@
     <w:r>
       <w:tab/>
       <w:tab/>
-      <w:t>2026-09-01</w:t>
+      <w:t>2026-09-02</w:t>
       <w:br/>
       <w:br/>
     </w:r>

--- a/klagomål/A 24496-2025 FSC-klagomål.docx
+++ b/klagomål/A 24496-2025 FSC-klagomål.docx
@@ -956,7 +956,7 @@
     <w:r>
       <w:tab/>
       <w:tab/>
-      <w:t>2026-09-02</w:t>
+      <w:t>2026-09-03</w:t>
       <w:br/>
       <w:br/>
     </w:r>

--- a/klagomål/A 24496-2025 FSC-klagomål.docx
+++ b/klagomål/A 24496-2025 FSC-klagomål.docx
@@ -956,7 +956,7 @@
     <w:r>
       <w:tab/>
       <w:tab/>
-      <w:t>2026-09-03</w:t>
+      <w:t>2026-09-04</w:t>
       <w:br/>
       <w:br/>
     </w:r>

--- a/klagomål/A 24496-2025 FSC-klagomål.docx
+++ b/klagomål/A 24496-2025 FSC-klagomål.docx
@@ -956,7 +956,7 @@
     <w:r>
       <w:tab/>
       <w:tab/>
-      <w:t>2026-09-04</w:t>
+      <w:t>2026-09-05</w:t>
       <w:br/>
       <w:br/>
     </w:r>

--- a/klagomål/A 24496-2025 FSC-klagomål.docx
+++ b/klagomål/A 24496-2025 FSC-klagomål.docx
@@ -956,7 +956,7 @@
     <w:r>
       <w:tab/>
       <w:tab/>
-      <w:t>2026-09-05</w:t>
+      <w:t>2026-09-06</w:t>
       <w:br/>
       <w:br/>
     </w:r>

--- a/klagomål/A 24496-2025 FSC-klagomål.docx
+++ b/klagomål/A 24496-2025 FSC-klagomål.docx
@@ -956,7 +956,7 @@
     <w:r>
       <w:tab/>
       <w:tab/>
-      <w:t>2026-09-06</w:t>
+      <w:t>2026-09-07</w:t>
       <w:br/>
       <w:br/>
     </w:r>

--- a/klagomål/A 24496-2025 FSC-klagomål.docx
+++ b/klagomål/A 24496-2025 FSC-klagomål.docx
@@ -956,7 +956,7 @@
     <w:r>
       <w:tab/>
       <w:tab/>
-      <w:t>2026-09-07</w:t>
+      <w:t>2026-09-08</w:t>
       <w:br/>
       <w:br/>
     </w:r>

--- a/klagomål/A 24496-2025 FSC-klagomål.docx
+++ b/klagomål/A 24496-2025 FSC-klagomål.docx
@@ -956,7 +956,7 @@
     <w:r>
       <w:tab/>
       <w:tab/>
-      <w:t>2026-09-08</w:t>
+      <w:t>2026-09-09</w:t>
       <w:br/>
       <w:br/>
     </w:r>

--- a/klagomål/A 24496-2025 FSC-klagomål.docx
+++ b/klagomål/A 24496-2025 FSC-klagomål.docx
@@ -956,7 +956,7 @@
     <w:r>
       <w:tab/>
       <w:tab/>
-      <w:t>2026-09-09</w:t>
+      <w:t>2026-09-10</w:t>
       <w:br/>
       <w:br/>
     </w:r>

--- a/klagomål/A 24496-2025 FSC-klagomål.docx
+++ b/klagomål/A 24496-2025 FSC-klagomål.docx
@@ -956,7 +956,7 @@
     <w:r>
       <w:tab/>
       <w:tab/>
-      <w:t>2026-09-10</w:t>
+      <w:t>2026-09-11</w:t>
       <w:br/>
       <w:br/>
     </w:r>

--- a/klagomål/A 24496-2025 FSC-klagomål.docx
+++ b/klagomål/A 24496-2025 FSC-klagomål.docx
@@ -956,7 +956,7 @@
     <w:r>
       <w:tab/>
       <w:tab/>
-      <w:t>2026-09-11</w:t>
+      <w:t>2026-09-12</w:t>
       <w:br/>
       <w:br/>
     </w:r>
